--- a/Documentation/finetuning-architecture-v2.1.docx
+++ b/Documentation/finetuning-architecture-v2.1.docx
@@ -27,55 +27,8 @@
         <w:pStyle w:val="Subtitle"/>
       </w:pPr>
       <w:r>
-        <w:t xml:space="preserve">Insurance</w:t>
-      </w:r>
-      <w:r>
-        <w:t xml:space="preserve"> </w:t>
-      </w:r>
-      <w:r>
-        <w:t xml:space="preserve">Document</w:t>
-      </w:r>
-      <w:r>
-        <w:t xml:space="preserve"> </w:t>
-      </w:r>
-      <w:r>
-        <w:t xml:space="preserve">Extraction</w:t>
-      </w:r>
-      <w:r>
-        <w:t xml:space="preserve"> </w:t>
-      </w:r>
-      <w:r>
-        <w:t xml:space="preserve">(ACORD,</w:t>
-      </w:r>
-      <w:r>
-        <w:t xml:space="preserve"> </w:t>
-      </w:r>
-      <w:r>
-        <w:t xml:space="preserve">Policy,</w:t>
-      </w:r>
-      <w:r>
-        <w:t xml:space="preserve"> </w:t>
-      </w:r>
-      <w:r>
-        <w:t xml:space="preserve">Loss</w:t>
-      </w:r>
-      <w:r>
-        <w:t xml:space="preserve"> </w:t>
-      </w:r>
-      <w:r>
-        <w:t xml:space="preserve">Run)</w:t>
-      </w:r>
-      <w:r>
-        <w:t xml:space="preserve"> </w:t>
-      </w:r>
-      <w:r>
-        <w:t xml:space="preserve">—</w:t>
-      </w:r>
-      <w:r>
-        <w:t xml:space="preserve"> </w:t>
-      </w:r>
-      <w:r>
-        <w:t xml:space="preserve">v2.1</w:t>
+        <w:rPr/>
+        <w:t>Insurance Document Extraction (ACORD, Policy, Loss Run) — v2.1, with the v2.2 implementation update (2026-09-27)</w:t>
       </w:r>
     </w:p>
     <w:p>
@@ -99,7 +52,8 @@
         <w:pStyle w:val="Compact"/>
       </w:pPr>
       <w:r>
-        <w:t xml:space="preserve">Revision v2.1 — Corrections to v2</w:t>
+        <w:rPr/>
+        <w:t>Revision v2.2 — Implementation Update</w:t>
       </w:r>
     </w:p>
     <w:p>
@@ -111,7 +65,7 @@
         <w:pStyle w:val="Compact"/>
       </w:pPr>
       <w:r>
-        <w:t xml:space="preserve">Revision v2 — What Changed and Why</w:t>
+        <w:t xml:space="preserve">Revision v2.1 — Corrections to v2</w:t>
       </w:r>
     </w:p>
     <w:p>
@@ -123,7 +77,7 @@
         <w:pStyle w:val="Compact"/>
       </w:pPr>
       <w:r>
-        <w:t xml:space="preserve">0. Pipeline Integration and Schema Contract</w:t>
+        <w:t xml:space="preserve">Revision v2 — What Changed and Why</w:t>
       </w:r>
     </w:p>
     <w:p>
@@ -135,7 +89,7 @@
         <w:pStyle w:val="Compact"/>
       </w:pPr>
       <w:r>
-        <w:t xml:space="preserve">1. Recommendations Summary</w:t>
+        <w:t xml:space="preserve">0. Pipeline Integration and Schema Contract</w:t>
       </w:r>
     </w:p>
     <w:p>
@@ -147,7 +101,7 @@
         <w:pStyle w:val="Compact"/>
       </w:pPr>
       <w:r>
-        <w:t xml:space="preserve">2. Problem Restatement &amp; Design Constraints</w:t>
+        <w:t xml:space="preserve">1. Recommendations Summary</w:t>
       </w:r>
     </w:p>
     <w:p>
@@ -159,7 +113,7 @@
         <w:pStyle w:val="Compact"/>
       </w:pPr>
       <w:r>
-        <w:t xml:space="preserve">3. Qwen3-VL-8B Architecture Recap — and What It Means for Fine-Tuning</w:t>
+        <w:t xml:space="preserve">2. Problem Restatement &amp; Design Constraints</w:t>
       </w:r>
     </w:p>
     <w:p>
@@ -171,7 +125,7 @@
         <w:pStyle w:val="Compact"/>
       </w:pPr>
       <w:r>
-        <w:t xml:space="preserve">4. Adapter Strategy — Unified LoRA with an Evidence-Gated Graduation Path</w:t>
+        <w:t xml:space="preserve">3. Qwen3-VL-8B Architecture Recap — and What It Means for Fine-Tuning</w:t>
       </w:r>
     </w:p>
     <w:p>
@@ -183,7 +137,7 @@
         <w:pStyle w:val="Compact"/>
       </w:pPr>
       <w:r>
-        <w:t xml:space="preserve">5. Confidence Score — Calibrated Features, Not Raw Logprobs</w:t>
+        <w:t xml:space="preserve">4. Adapter Strategy — Unified LoRA with an Evidence-Gated Graduation Path</w:t>
       </w:r>
     </w:p>
     <w:p>
@@ -195,7 +149,7 @@
         <w:pStyle w:val="Compact"/>
       </w:pPr>
       <w:r>
-        <w:t xml:space="preserve">6. Dual-Input-Mode Training</w:t>
+        <w:t xml:space="preserve">5. Confidence Score — Calibrated Features, Not Raw Logprobs</w:t>
       </w:r>
     </w:p>
     <w:p>
@@ -207,7 +161,7 @@
         <w:pStyle w:val="Compact"/>
       </w:pPr>
       <w:r>
-        <w:t xml:space="preserve">7. Dataset Format</w:t>
+        <w:t xml:space="preserve">6. Dual-Input-Mode Training</w:t>
       </w:r>
     </w:p>
     <w:p>
@@ -219,7 +173,7 @@
         <w:pStyle w:val="Compact"/>
       </w:pPr>
       <w:r>
-        <w:t xml:space="preserve">8. Data Corpus Management &amp; Versioning</w:t>
+        <w:t xml:space="preserve">7. Dataset Format</w:t>
       </w:r>
     </w:p>
     <w:p>
@@ -231,7 +185,7 @@
         <w:pStyle w:val="Compact"/>
       </w:pPr>
       <w:r>
-        <w:t xml:space="preserve">9. Fine-Tuning Technique — LoRA on a bf16 Base</w:t>
+        <w:t xml:space="preserve">8. Data Corpus Management &amp; Versioning</w:t>
       </w:r>
     </w:p>
     <w:p>
@@ -243,7 +197,7 @@
         <w:pStyle w:val="Compact"/>
       </w:pPr>
       <w:r>
-        <w:t xml:space="preserve">10. Trainer &amp; Framework — The Stack</w:t>
+        <w:t xml:space="preserve">9. Fine-Tuning Technique — LoRA on a bf16 Base</w:t>
       </w:r>
     </w:p>
     <w:p>
@@ -255,7 +209,7 @@
         <w:pStyle w:val="Compact"/>
       </w:pPr>
       <w:r>
-        <w:t xml:space="preserve">11. Hyperparameters</w:t>
+        <w:t xml:space="preserve">10. Trainer &amp; Framework — The Stack</w:t>
       </w:r>
     </w:p>
     <w:p>
@@ -267,7 +221,7 @@
         <w:pStyle w:val="Compact"/>
       </w:pPr>
       <w:r>
-        <w:t xml:space="preserve">12. Fine-Tuning Cycle &amp; Versioning</w:t>
+        <w:t xml:space="preserve">11. Hyperparameters</w:t>
       </w:r>
     </w:p>
     <w:p>
@@ -279,7 +233,7 @@
         <w:pStyle w:val="Compact"/>
       </w:pPr>
       <w:r>
-        <w:t xml:space="preserve">13. End-to-End Pipeline</w:t>
+        <w:t xml:space="preserve">12. Fine-Tuning Cycle &amp; Versioning</w:t>
       </w:r>
     </w:p>
     <w:p>
@@ -291,7 +245,7 @@
         <w:pStyle w:val="Compact"/>
       </w:pPr>
       <w:r>
-        <w:t xml:space="preserve">14. RunPod Infrastructure — Training vs. Serving</w:t>
+        <w:t xml:space="preserve">13. End-to-End Pipeline</w:t>
       </w:r>
     </w:p>
     <w:p>
@@ -303,7 +257,7 @@
         <w:pStyle w:val="Compact"/>
       </w:pPr>
       <w:r>
-        <w:t xml:space="preserve">15. Evaluation Framework</w:t>
+        <w:t xml:space="preserve">14. RunPod Infrastructure — Training vs. Serving</w:t>
       </w:r>
     </w:p>
     <w:p>
@@ -315,7 +269,7 @@
         <w:pStyle w:val="Compact"/>
       </w:pPr>
       <w:r>
-        <w:t xml:space="preserve">16. Pilot Validation Protocol</w:t>
+        <w:t xml:space="preserve">15. Evaluation Framework</w:t>
       </w:r>
     </w:p>
     <w:p>
@@ -327,7 +281,7 @@
         <w:pStyle w:val="Compact"/>
       </w:pPr>
       <w:r>
-        <w:t xml:space="preserve">17. Extraction / Testing Routine</w:t>
+        <w:t xml:space="preserve">16. Pilot Validation Protocol</w:t>
       </w:r>
     </w:p>
     <w:p>
@@ -339,7 +293,7 @@
         <w:pStyle w:val="Compact"/>
       </w:pPr>
       <w:r>
-        <w:t xml:space="preserve">18. Azure Blob Structure</w:t>
+        <w:t xml:space="preserve">17. Extraction / Testing Routine</w:t>
       </w:r>
     </w:p>
     <w:p>
@@ -351,7 +305,7 @@
         <w:pStyle w:val="Compact"/>
       </w:pPr>
       <w:r>
-        <w:t xml:space="preserve">19. Project Repository Structure</w:t>
+        <w:t xml:space="preserve">18. Azure Blob Structure</w:t>
       </w:r>
     </w:p>
     <w:p>
@@ -363,7 +317,7 @@
         <w:pStyle w:val="Compact"/>
       </w:pPr>
       <w:r>
-        <w:t xml:space="preserve">20. Summary Checklist</w:t>
+        <w:t xml:space="preserve">19. Project Repository Structure</w:t>
       </w:r>
     </w:p>
     <w:p>
@@ -375,10 +329,689 @@
         <w:pStyle w:val="Compact"/>
       </w:pPr>
       <w:r>
+        <w:t xml:space="preserve">20. Summary Checklist</w:t>
+      </w:r>
+    </w:p>
+    <w:p>
+      <w:pPr>
+        <w:numPr>
+          <w:ilvl w:val="0"/>
+          <w:numId w:val="1001"/>
+        </w:numPr>
+        <w:pStyle w:val="Compact"/>
+      </w:pPr>
+      <w:r>
         <w:t xml:space="preserve">21. Glossary — What Each Tool Is, and Why It’s Here</w:t>
       </w:r>
     </w:p>
     <w:bookmarkStart w:id="20" w:name="revision-v2.1-corrections-to-v2"/>
+    <w:p>
+      <w:pPr>
+        <w:pStyle w:val="Heading1"/>
+      </w:pPr>
+      <w:r>
+        <w:rPr/>
+        <w:t>Revision v2.2 — Implementation Update</w:t>
+      </w:r>
+    </w:p>
+    <w:p>
+      <w:pPr>
+        <w:pStyle w:val="FirstParagraph"/>
+      </w:pPr>
+      <w:r>
+        <w:rPr/>
+        <w:t>What the implementation settled after v2.1, as of 2026-09-27. Sections that stated otherwise are corrected in place; the implementation specs (Documentation/Implementation MDs, SPEC_00 §13 and each spec's “Current implementation” section) carry the module-level detail.</w:t>
+      </w:r>
+    </w:p>
+    <w:tbl>
+      <w:tblPr>
+        <w:tblStyle w:val="Table"/>
+        <w:tblW w:type="pct" w:w="5000"/>
+        <w:tblLook w:firstRow="1" w:lastRow="0" w:firstColumn="0" w:lastColumn="0" w:noHBand="0" w:noVBand="0" w:val="0020"/>
+        <w:jc w:val="start"/>
+      </w:tblPr>
+      <w:tblGrid>
+        <w:gridCol w:w="2640"/>
+        <w:gridCol w:w="2640"/>
+        <w:gridCol w:w="2640"/>
+      </w:tblGrid>
+      <w:tr>
+        <w:trPr>
+          <w:tblHeader w:val="true"/>
+        </w:trPr>
+        <w:tc>
+          <w:tcPr/>
+          <w:p>
+            <w:pPr>
+              <w:pStyle w:val="Compact"/>
+              <w:jc w:val="left"/>
+            </w:pPr>
+            <w:r>
+              <w:rPr>
+                <w:bCs/>
+                <w:b/>
+              </w:rPr>
+              <w:t xml:space="preserve">Change</w:t>
+            </w:r>
+          </w:p>
+        </w:tc>
+        <w:tc>
+          <w:tcPr/>
+          <w:p>
+            <w:pPr>
+              <w:pStyle w:val="Compact"/>
+              <w:jc w:val="left"/>
+            </w:pPr>
+            <w:r>
+              <w:rPr>
+                <w:bCs/>
+                <w:b/>
+              </w:rPr>
+              <w:t xml:space="preserve">Where</w:t>
+            </w:r>
+          </w:p>
+        </w:tc>
+        <w:tc>
+          <w:tcPr/>
+          <w:p>
+            <w:pPr>
+              <w:pStyle w:val="Compact"/>
+              <w:jc w:val="left"/>
+            </w:pPr>
+            <w:r>
+              <w:rPr>
+                <w:bCs/>
+                <w:b/>
+              </w:rPr>
+              <w:t xml:space="preserve">Reason</w:t>
+            </w:r>
+          </w:p>
+        </w:tc>
+      </w:tr>
+      <w:tr>
+        <w:tc>
+          <w:tcPr/>
+          <w:p>
+            <w:pPr>
+              <w:pStyle w:val="Compact"/>
+              <w:jc w:val="left"/>
+            </w:pPr>
+            <w:r>
+              <w:rPr/>
+              <w:t>Policies output the client’s canonical LOB JSON (FieldValue envelopes); every date is MM/DD/YYYY, by a word rule tested over all 34 LOB schemas</w:t>
+            </w:r>
+          </w:p>
+        </w:tc>
+        <w:tc>
+          <w:tcPr/>
+          <w:p>
+            <w:pPr>
+              <w:pStyle w:val="Compact"/>
+              <w:jc w:val="left"/>
+            </w:pPr>
+            <w:r>
+              <w:rPr/>
+              <w:t>§0a, §7.1</w:t>
+            </w:r>
+          </w:p>
+        </w:tc>
+        <w:tc>
+          <w:tcPr/>
+          <w:p>
+            <w:pPr>
+              <w:pStyle w:val="Compact"/>
+              <w:jc w:val="left"/>
+            </w:pPr>
+            <w:r>
+              <w:rPr/>
+              <w:t>The output contract is the client’s schema; a suffix rule missed date_of_birth and four other date fields</w:t>
+            </w:r>
+          </w:p>
+        </w:tc>
+      </w:tr>
+      <w:tr>
+        <w:tc>
+          <w:tcPr/>
+          <w:p>
+            <w:pPr>
+              <w:pStyle w:val="Compact"/>
+              <w:jc w:val="left"/>
+            </w:pPr>
+            <w:r>
+              <w:rPr/>
+              <w:t>Long policies are read as section-group × page windows planned by one shared function, run as one vLLM batch and merged deterministically; 200+ page policies supported</w:t>
+            </w:r>
+          </w:p>
+        </w:tc>
+        <w:tc>
+          <w:tcPr/>
+          <w:p>
+            <w:pPr>
+              <w:pStyle w:val="Compact"/>
+              <w:jc w:val="left"/>
+            </w:pPr>
+            <w:r>
+              <w:rPr/>
+              <w:t>§7b</w:t>
+            </w:r>
+          </w:p>
+        </w:tc>
+        <w:tc>
+          <w:tcPr/>
+          <w:p>
+            <w:pPr>
+              <w:pStyle w:val="Compact"/>
+              <w:jc w:val="left"/>
+            </w:pPr>
+            <w:r>
+              <w:rPr/>
+              <w:t>A single call cannot hold a long policy; a served window must be a shape a training row had</w:t>
+            </w:r>
+          </w:p>
+        </w:tc>
+      </w:tr>
+      <w:tr>
+        <w:tc>
+          <w:tcPr/>
+          <w:p>
+            <w:pPr>
+              <w:pStyle w:val="Compact"/>
+              <w:jc w:val="left"/>
+            </w:pPr>
+            <w:r>
+              <w:rPr/>
+              <w:t>The request carries the line of business (lob), which selects the canonical schema; page texts must number 1..n against the images</w:t>
+            </w:r>
+          </w:p>
+        </w:tc>
+        <w:tc>
+          <w:tcPr/>
+          <w:p>
+            <w:pPr>
+              <w:pStyle w:val="Compact"/>
+              <w:jc w:val="left"/>
+            </w:pPr>
+            <w:r>
+              <w:rPr/>
+              <w:t>§0b, §14.4</w:t>
+            </w:r>
+          </w:p>
+        </w:tc>
+        <w:tc>
+          <w:tcPr/>
+          <w:p>
+            <w:pPr>
+              <w:pStyle w:val="Compact"/>
+              <w:jc w:val="left"/>
+            </w:pPr>
+            <w:r>
+              <w:rPr/>
+              <w:t>Nothing set the line at serving, so policies were served against the fallback schema</w:t>
+            </w:r>
+          </w:p>
+        </w:tc>
+      </w:tr>
+      <w:tr>
+        <w:tc>
+          <w:tcPr/>
+          <w:p>
+            <w:pPr>
+              <w:pStyle w:val="Compact"/>
+              <w:jc w:val="left"/>
+            </w:pPr>
+            <w:r>
+              <w:rPr/>
+              <w:t>One definition each, shared by training and serving: pixel budget (whole 32×32 tokens, max_pixels 2,483,200), blank-page placeholder, page threshold, OCR text for the agreement feature</w:t>
+            </w:r>
+          </w:p>
+        </w:tc>
+        <w:tc>
+          <w:tcPr/>
+          <w:p>
+            <w:pPr>
+              <w:pStyle w:val="Compact"/>
+              <w:jc w:val="left"/>
+            </w:pPr>
+            <w:r>
+              <w:rPr/>
+              <w:t>§7a, §5.2</w:t>
+            </w:r>
+          </w:p>
+        </w:tc>
+        <w:tc>
+          <w:tcPr/>
+          <w:p>
+            <w:pPr>
+              <w:pStyle w:val="Compact"/>
+              <w:jc w:val="left"/>
+            </w:pPr>
+            <w:r>
+              <w:rPr/>
+              <w:t>Each had drifted between the two sides</w:t>
+            </w:r>
+          </w:p>
+        </w:tc>
+      </w:tr>
+      <w:tr>
+        <w:tc>
+          <w:tcPr/>
+          <w:p>
+            <w:pPr>
+              <w:pStyle w:val="Compact"/>
+              <w:jc w:val="left"/>
+            </w:pPr>
+            <w:r>
+              <w:rPr/>
+              <w:t>Prompt hash covers every template, every schema and the section map; serving refuses at cold start a release packaged with other prompt inputs</w:t>
+            </w:r>
+          </w:p>
+        </w:tc>
+        <w:tc>
+          <w:tcPr/>
+          <w:p>
+            <w:pPr>
+              <w:pStyle w:val="Compact"/>
+              <w:jc w:val="left"/>
+            </w:pPr>
+            <w:r>
+              <w:rPr/>
+              <w:t>§7.3, §12.3</w:t>
+            </w:r>
+          </w:p>
+        </w:tc>
+        <w:tc>
+          <w:tcPr/>
+          <w:p>
+            <w:pPr>
+              <w:pStyle w:val="Compact"/>
+              <w:jc w:val="left"/>
+            </w:pPr>
+            <w:r>
+              <w:rPr/>
+              <w:t>The hash covered top-level templates only</w:t>
+            </w:r>
+          </w:p>
+        </w:tc>
+      </w:tr>
+      <w:tr>
+        <w:tc>
+          <w:tcPr/>
+          <w:p>
+            <w:pPr>
+              <w:pStyle w:val="Compact"/>
+              <w:jc w:val="left"/>
+            </w:pPr>
+            <w:r>
+              <w:rPr/>
+              <w:t>Split band per document type (70/18/12 · 75/15/10 · 80/10/10), placement per line of business; lines under 5 documents train whole; bands only raise split edges</w:t>
+            </w:r>
+          </w:p>
+        </w:tc>
+        <w:tc>
+          <w:tcPr/>
+          <w:p>
+            <w:pPr>
+              <w:pStyle w:val="Compact"/>
+              <w:jc w:val="left"/>
+            </w:pPr>
+            <w:r>
+              <w:rPr/>
+              <w:t>§8.2</w:t>
+            </w:r>
+          </w:p>
+        </w:tc>
+        <w:tc>
+          <w:tcPr/>
+          <w:p>
+            <w:pPr>
+              <w:pStyle w:val="Compact"/>
+              <w:jc w:val="left"/>
+            </w:pPr>
+            <w:r>
+              <w:rPr/>
+              <w:t>Small lines lost their only documents to test, or were absent from evaluation by chance</w:t>
+            </w:r>
+          </w:p>
+        </w:tc>
+      </w:tr>
+      <w:tr>
+        <w:tc>
+          <w:tcPr/>
+          <w:p>
+            <w:pPr>
+              <w:pStyle w:val="Compact"/>
+              <w:jc w:val="left"/>
+            </w:pPr>
+            <w:r>
+              <w:rPr/>
+              <w:t>Any family containing a synthetic document is train-only; carriers compared normalised</w:t>
+            </w:r>
+          </w:p>
+        </w:tc>
+        <w:tc>
+          <w:tcPr/>
+          <w:p>
+            <w:pPr>
+              <w:pStyle w:val="Compact"/>
+              <w:jc w:val="left"/>
+            </w:pPr>
+            <w:r>
+              <w:rPr/>
+              <w:t>§8.2</w:t>
+            </w:r>
+          </w:p>
+        </w:tc>
+        <w:tc>
+          <w:tcPr/>
+          <w:p>
+            <w:pPr>
+              <w:pStyle w:val="Compact"/>
+              <w:jc w:val="left"/>
+            </w:pPr>
+            <w:r>
+              <w:rPr/>
+              <w:t>A mixed family could carry generated labels into test; one insurer spelled three ways was three carriers</w:t>
+            </w:r>
+          </w:p>
+        </w:tc>
+      </w:tr>
+      <w:tr>
+        <w:tc>
+          <w:tcPr/>
+          <w:p>
+            <w:pPr>
+              <w:pStyle w:val="Compact"/>
+              <w:jc w:val="left"/>
+            </w:pPr>
+            <w:r>
+              <w:rPr/>
+              <w:t>The golden eval set is frozen once from a corpus build’s test split (freeze-eval-set); later builds exclude its documents and families and split train/val only</w:t>
+            </w:r>
+          </w:p>
+        </w:tc>
+        <w:tc>
+          <w:tcPr/>
+          <w:p>
+            <w:pPr>
+              <w:pStyle w:val="Compact"/>
+              <w:jc w:val="left"/>
+            </w:pPr>
+            <w:r>
+              <w:rPr/>
+              <w:t>§15.4</w:t>
+            </w:r>
+          </w:p>
+        </w:tc>
+        <w:tc>
+          <w:tcPr/>
+          <w:p>
+            <w:pPr>
+              <w:pStyle w:val="Compact"/>
+              <w:jc w:val="left"/>
+            </w:pPr>
+            <w:r>
+              <w:rPr/>
+              <w:t>Nothing populated the golden set and nothing read the test split</w:t>
+            </w:r>
+          </w:p>
+        </w:tc>
+      </w:tr>
+      <w:tr>
+        <w:tc>
+          <w:tcPr/>
+          <w:p>
+            <w:pPr>
+              <w:pStyle w:val="Compact"/>
+              <w:jc w:val="left"/>
+            </w:pPr>
+            <w:r>
+              <w:rPr/>
+              <w:t>Evaluation scoring: invented fields scored wrong, nested tables found, accuracy pooled per document, broken generation passes refused</w:t>
+            </w:r>
+          </w:p>
+        </w:tc>
+        <w:tc>
+          <w:tcPr/>
+          <w:p>
+            <w:pPr>
+              <w:pStyle w:val="Compact"/>
+              <w:jc w:val="left"/>
+            </w:pPr>
+            <w:r>
+              <w:rPr/>
+              <w:t>§15.2</w:t>
+            </w:r>
+          </w:p>
+        </w:tc>
+        <w:tc>
+          <w:tcPr/>
+          <w:p>
+            <w:pPr>
+              <w:pStyle w:val="Compact"/>
+              <w:jc w:val="left"/>
+            </w:pPr>
+            <w:r>
+              <w:rPr/>
+              <w:t>Each let a worse model score as well as a better one</w:t>
+            </w:r>
+          </w:p>
+        </w:tc>
+      </w:tr>
+      <w:tr>
+        <w:tc>
+          <w:tcPr/>
+          <w:p>
+            <w:pPr>
+              <w:pStyle w:val="Compact"/>
+              <w:jc w:val="left"/>
+            </w:pPr>
+            <w:r>
+              <w:rPr/>
+              <w:t>Pinned stack: ms-swift 3.x, transformers ≥ 4.57, torch 2.8, vLLM 0.11.0 on both training and serving pods; llmcompressor in its own environment</w:t>
+            </w:r>
+          </w:p>
+        </w:tc>
+        <w:tc>
+          <w:tcPr/>
+          <w:p>
+            <w:pPr>
+              <w:pStyle w:val="Compact"/>
+              <w:jc w:val="left"/>
+            </w:pPr>
+            <w:r>
+              <w:rPr/>
+              <w:t>§10.2</w:t>
+            </w:r>
+          </w:p>
+        </w:tc>
+        <w:tc>
+          <w:tcPr/>
+          <w:p>
+            <w:pPr>
+              <w:pStyle w:val="Compact"/>
+              <w:jc w:val="left"/>
+            </w:pPr>
+            <w:r>
+              <w:rPr/>
+              <w:t>Resolved for Linux: llmcompressor conflicts with ms-swift (datasets) and vLLM 0.11 (transformers)</w:t>
+            </w:r>
+          </w:p>
+        </w:tc>
+      </w:tr>
+      <w:tr>
+        <w:tc>
+          <w:tcPr/>
+          <w:p>
+            <w:pPr>
+              <w:pStyle w:val="Compact"/>
+              <w:jc w:val="left"/>
+            </w:pPr>
+            <w:r>
+              <w:rPr/>
+              <w:t>Base model loaded from the pod’s local copy (/workspace/models); the manifest keeps model_id@revision as identity</w:t>
+            </w:r>
+          </w:p>
+        </w:tc>
+        <w:tc>
+          <w:tcPr/>
+          <w:p>
+            <w:pPr>
+              <w:pStyle w:val="Compact"/>
+              <w:jc w:val="left"/>
+            </w:pPr>
+            <w:r>
+              <w:rPr/>
+              <w:t>§14.2</w:t>
+            </w:r>
+          </w:p>
+        </w:tc>
+        <w:tc>
+          <w:tcPr/>
+          <w:p>
+            <w:pPr>
+              <w:pStyle w:val="Compact"/>
+              <w:jc w:val="left"/>
+            </w:pPr>
+            <w:r>
+              <w:rPr/>
+              <w:t>The registry handed vLLM an identity string no loader accepts</w:t>
+            </w:r>
+          </w:p>
+        </w:tc>
+      </w:tr>
+      <w:tr>
+        <w:tc>
+          <w:tcPr/>
+          <w:p>
+            <w:pPr>
+              <w:pStyle w:val="Compact"/>
+              <w:jc w:val="left"/>
+            </w:pPr>
+            <w:r>
+              <w:rPr/>
+              <w:t>Merge implemented on the GPU; package refuses an ungated version and uploads real weights</w:t>
+            </w:r>
+          </w:p>
+        </w:tc>
+        <w:tc>
+          <w:tcPr/>
+          <w:p>
+            <w:pPr>
+              <w:pStyle w:val="Compact"/>
+              <w:jc w:val="left"/>
+            </w:pPr>
+            <w:r>
+              <w:rPr/>
+              <w:t>§13, §13a</w:t>
+            </w:r>
+          </w:p>
+        </w:tc>
+        <w:tc>
+          <w:tcPr/>
+          <w:p>
+            <w:pPr>
+              <w:pStyle w:val="Compact"/>
+              <w:jc w:val="left"/>
+            </w:pPr>
+            <w:r>
+              <w:rPr/>
+              <w:t>Package wrote placeholder JSON where weights belonged</w:t>
+            </w:r>
+          </w:p>
+        </w:tc>
+      </w:tr>
+      <w:tr>
+        <w:tc>
+          <w:tcPr/>
+          <w:p>
+            <w:pPr>
+              <w:pStyle w:val="Compact"/>
+              <w:jc w:val="left"/>
+            </w:pPr>
+            <w:r>
+              <w:rPr/>
+              <w:t>GPU only: every step that runs a model refuses without CUDA; device_map="cuda", never "auto"</w:t>
+            </w:r>
+          </w:p>
+        </w:tc>
+        <w:tc>
+          <w:tcPr/>
+          <w:p>
+            <w:pPr>
+              <w:pStyle w:val="Compact"/>
+              <w:jc w:val="left"/>
+            </w:pPr>
+            <w:r>
+              <w:rPr/>
+              <w:t>§14.2</w:t>
+            </w:r>
+          </w:p>
+        </w:tc>
+        <w:tc>
+          <w:tcPr/>
+          <w:p>
+            <w:pPr>
+              <w:pStyle w:val="Compact"/>
+              <w:jc w:val="left"/>
+            </w:pPr>
+            <w:r>
+              <w:rPr/>
+              <w:t>A CPU fallback turns hours into days while looking healthy</w:t>
+            </w:r>
+          </w:p>
+        </w:tc>
+      </w:tr>
+      <w:tr>
+        <w:tc>
+          <w:tcPr/>
+          <w:p>
+            <w:pPr>
+              <w:pStyle w:val="Compact"/>
+              <w:jc w:val="left"/>
+            </w:pPr>
+            <w:r>
+              <w:rPr/>
+              <w:t>On the pod every long job detaches into tmux automatically (scripts/pod_run.sh); a closed laptop or dropped Wi-Fi cannot stop it</w:t>
+            </w:r>
+          </w:p>
+        </w:tc>
+        <w:tc>
+          <w:tcPr/>
+          <w:p>
+            <w:pPr>
+              <w:pStyle w:val="Compact"/>
+              <w:jc w:val="left"/>
+            </w:pPr>
+            <w:r>
+              <w:rPr/>
+              <w:t>§13c, §14.2</w:t>
+            </w:r>
+          </w:p>
+        </w:tc>
+        <w:tc>
+          <w:tcPr/>
+          <w:p>
+            <w:pPr>
+              <w:pStyle w:val="Compact"/>
+              <w:jc w:val="left"/>
+            </w:pPr>
+            <w:r>
+              <w:rPr/>
+              <w:t>A job in an SSH terminal dies with the connection</w:t>
+            </w:r>
+          </w:p>
+        </w:tc>
+      </w:tr>
+    </w:tbl>
+    <w:p>
+      <w:pPr>
+        <w:pStyle w:val="FirstParagraph"/>
+      </w:pPr>
+      <w:r>
+        <w:rPr/>
+        <w:t>Open against this document: §15.4 targets ≥ 150 golden documents per type, double-annotated and adjudicated. The freeze step refuses fewer than 100 per type (unless explicitly allowed) and copies labels as they are; double annotation of the frozen documents remains a manual step before the first production gate.</w:t>
+      </w:r>
+    </w:p>
     <w:p>
       <w:pPr>
         <w:pStyle w:val="Heading1"/>
@@ -13424,10 +14057,70 @@
       </w:pPr>
       <w:r>
         <w:rPr>
-          <w:bCs/>
           <w:b/>
         </w:rPr>
-        <w:t xml:space="preserve">Synthetic documents are train-only.</w:t>
+        <w:t>Synthetic documents are train-only</w:t>
+      </w:r>
+      <w:r>
+        <w:rPr/>
+        <w:t xml:space="preserve"> — and so is any family containing one. Carriers are compared on normalised names.</w:t>
+      </w:r>
+    </w:p>
+    <w:p>
+      <w:pPr>
+        <w:numPr>
+          <w:ilvl w:val="0"/>
+          <w:numId w:val="1026"/>
+        </w:numPr>
+        <w:pStyle w:val="Compact"/>
+      </w:pPr>
+      <w:r>
+        <w:rPr>
+          <w:b/>
+        </w:rPr>
+        <w:t>Placement per line of business.</w:t>
+      </w:r>
+      <w:r>
+        <w:rPr/>
+        <w:t xml:space="preserve"> The ratio band is chosen per document type; groups are placed by stable hash within each line. A line with fewer than 5 documents trains whole and is not measured; a measured line with 3+ families always reaches val and test.</w:t>
+      </w:r>
+    </w:p>
+    <w:p>
+      <w:pPr>
+        <w:numPr>
+          <w:ilvl w:val="0"/>
+          <w:numId w:val="1026"/>
+        </w:numPr>
+        <w:pStyle w:val="Compact"/>
+      </w:pPr>
+      <w:r>
+        <w:rPr>
+          <w:b/>
+        </w:rPr>
+        <w:t>Band crossings move groups only toward train.</w:t>
+      </w:r>
+      <w:r>
+        <w:rPr/>
+        <w:t xml:space="preserve"> Both split edges rise from band to band (checked at import), so a trained document never moves into val or test.</w:t>
+      </w:r>
+    </w:p>
+    <w:p>
+      <w:pPr>
+        <w:numPr>
+          <w:ilvl w:val="0"/>
+          <w:numId w:val="1026"/>
+        </w:numPr>
+        <w:pStyle w:val="Compact"/>
+      </w:pPr>
+      <w:r>
+        <w:rPr>
+          <w:b/>
+        </w:rPr>
+        <w:t>After the golden set is frozen</w:t>
+      </w:r>
+      <w:r>
+        <w:rPr/>
+        <w:t xml:space="preserve"> (§15.4), builds exclude its documents and their families and split new documents into train and val only.</w:t>
       </w:r>
     </w:p>
     <w:p>
@@ -13576,7 +14269,8 @@
               <w:jc w:val="left"/>
             </w:pPr>
             <w:r>
-              <w:t xml:space="preserve">Pilot (~25–30)</w:t>
+              <w:rPr/>
+              <w:t>Under 200 (pilot ~25–30)</w:t>
             </w:r>
           </w:p>
         </w:tc>
@@ -13614,7 +14308,8 @@
               <w:jc w:val="left"/>
             </w:pPr>
             <w:r>
-              <w:t xml:space="preserve">200–1,000</w:t>
+              <w:rPr/>
+              <w:t>200–999</w:t>
             </w:r>
           </w:p>
         </w:tc>
@@ -13652,7 +14347,8 @@
               <w:jc w:val="left"/>
             </w:pPr>
             <w:r>
-              <w:t xml:space="preserve">1,000+</w:t>
+              <w:rPr/>
+              <w:t>1,000+</w:t>
             </w:r>
           </w:p>
         </w:tc>
@@ -16595,6 +17291,28 @@
       </w:r>
       <w:r>
         <w:t xml:space="preserve">are pinned together in a lockfile. The lockfile hash is written to every run manifest and release bundle.</w:t>
+      </w:r>
+    </w:p>
+    <w:p>
+      <w:pPr>
+        <w:numPr>
+          <w:ilvl w:val="0"/>
+          <w:numId w:val="1032"/>
+        </w:numPr>
+        <w:pStyle w:val="Compact"/>
+      </w:pPr>
+      <w:r>
+        <w:rPr>
+          <w:rStyle w:val="VerbatimChar"/>
+          <w:b/>
+        </w:rPr>
+        <w:t>Pinned in pyproject.toml, one dependency group per pod:</w:t>
+      </w:r>
+      <w:r>
+        <w:rPr>
+          <w:rStyle w:val="VerbatimChar"/>
+        </w:rPr>
+        <w:t xml:space="preserve"> ms-swift ≥ 3.9 &lt; 4, transformers ≥ 4.57, torch 2.8.x, vLLM 0.11.0 (identical on training and serving pods — calibration is fitted on its logprobs), MinerU 1.x (magic-pdf), and llmcompressor in a separate quantization environment. scripts/setup_pod.sh installs a role and builds flash-attn against the installed torch.</w:t>
       </w:r>
     </w:p>
     <w:p>
@@ -20563,34 +21281,43 @@
         <w:rPr>
           <w:rStyle w:val="VerbatimChar"/>
         </w:rPr>
-        <w:t xml:space="preserve">python -m orchestration.run finetune --input ./intake --out-version v2</w:t>
-      </w:r>
-      <w:r>
-        <w:br/>
-      </w:r>
-      <w:r>
-        <w:rPr>
-          <w:rStyle w:val="VerbatimChar"/>
-        </w:rPr>
-        <w:t xml:space="preserve">python -m orchestration.run package  --run extractor-v2.0 --formats bf16 fp8</w:t>
-      </w:r>
-      <w:r>
-        <w:br/>
-      </w:r>
-      <w:r>
-        <w:rPr>
-          <w:rStyle w:val="VerbatimChar"/>
-        </w:rPr>
-        <w:t xml:space="preserve">python -m orchestration.run extract  --model release-2026.11.1 --input testing/test_data/</w:t>
-      </w:r>
-      <w:r>
-        <w:br/>
-      </w:r>
-      <w:r>
-        <w:rPr>
-          <w:rStyle w:val="VerbatimChar"/>
-        </w:rPr>
-        <w:t xml:space="preserve">python -m orchestration.run extract  --model base --input testing/test_data/</w:t>
+        <w:t>python -m orchestration.run finetune --input ./intake --corpus-version v1 --out-version v2</w:t>
+      </w:r>
+      <w:r>
+        <w:br/>
+      </w:r>
+      <w:r>
+        <w:rPr>
+          <w:rStyle w:val="VerbatimChar"/>
+        </w:rPr>
+        <w:t>python -m orchestration.run package  --version v2 --release-id release-2026.11.1 --formats bf16</w:t>
+      </w:r>
+      <w:r>
+        <w:br/>
+      </w:r>
+      <w:r>
+        <w:rPr>
+          <w:rStyle w:val="VerbatimChar"/>
+        </w:rPr>
+        <w:t>python -m orchestration.run extract  --model release-2026.11.1 --input testing/test_data/</w:t>
+      </w:r>
+      <w:r>
+        <w:br/>
+      </w:r>
+      <w:r>
+        <w:rPr>
+          <w:rStyle w:val="VerbatimChar"/>
+        </w:rPr>
+        <w:t>python -m orchestration.run extract  --model base --input testing/test_data/</w:t>
+      </w:r>
+      <w:r>
+        <w:br/>
+      </w:r>
+      <w:r>
+        <w:rPr>
+          <w:rStyle w:val="VerbatimChar"/>
+        </w:rPr>
+        <w:t>python -m orchestration.run freeze-eval-set --corpus v1</w:t>
       </w:r>
     </w:p>
     <w:p>
@@ -20816,6 +21543,27 @@
           <w:b/>
         </w:rPr>
         <w:t xml:space="preserve">.</w:t>
+      </w:r>
+    </w:p>
+    <w:p>
+      <w:pPr>
+        <w:numPr>
+          <w:ilvl w:val="0"/>
+          <w:numId w:val="1034"/>
+        </w:numPr>
+        <w:pStyle w:val="Compact"/>
+      </w:pPr>
+      <w:r>
+        <w:rPr>
+          <w:rStyle w:val="VerbatimChar"/>
+        </w:rPr>
+        <w:t>On the pod every command detaches into tmux</w:t>
+      </w:r>
+      <w:r>
+        <w:rPr>
+          <w:rStyle w:val="VerbatimChar"/>
+        </w:rPr>
+        <w:t xml:space="preserve"> and returns with the job’s name (bash scripts/pod_run.sh status|attach|tail|list); only the seconds-long endpoint switches run in the foreground.</w:t>
       </w:r>
     </w:p>
     <w:bookmarkEnd w:id="87"/>
@@ -21254,7 +22002,8 @@
         <w:pStyle w:val="BodyText"/>
       </w:pPr>
       <w:r>
-        <w:t xml:space="preserve">Final pod classes are confirmed from the Phase-0 memory report. Training code lives in git; pods clone at a pinned commit and terminate on completion.</w:t>
+        <w:rPr/>
+        <w:t>Final pod classes are confirmed from the Phase-0 memory report. Training code lives in git; pods clone at a pinned commit and terminate on completion. The base model is read from the pod’s local copy under /workspace/models. Every step that runs a model — training, merge, quantization, vLLM, MinerU — refuses to start without CUDA rather than fall back to the CPU. Every long job runs detached in tmux, so it survives the operator’s laptop shutting down or losing its connection.</w:t>
       </w:r>
     </w:p>
     <w:bookmarkEnd w:id="90"/>
@@ -21272,65 +22021,8 @@
         <w:pStyle w:val="FirstParagraph"/>
       </w:pPr>
       <w:r>
-        <w:t xml:space="preserve">A</w:t>
-      </w:r>
-      <w:r>
-        <w:t xml:space="preserve"> </w:t>
-      </w:r>
-      <w:r>
-        <w:rPr>
-          <w:bCs/>
-          <w:b/>
-        </w:rPr>
-        <w:t xml:space="preserve">RunPod network volume</w:t>
-      </w:r>
-      <w:r>
-        <w:t xml:space="preserve"> </w:t>
-      </w:r>
-      <w:r>
-        <w:t xml:space="preserve">mounted at</w:t>
-      </w:r>
-      <w:r>
-        <w:t xml:space="preserve"> </w:t>
-      </w:r>
-      <w:r>
-        <w:rPr>
-          <w:rStyle w:val="VerbatimChar"/>
-        </w:rPr>
-        <w:t xml:space="preserve">/runpod-volume</w:t>
-      </w:r>
-      <w:r>
-        <w:t xml:space="preserve"> </w:t>
-      </w:r>
-      <w:r>
-        <w:t xml:space="preserve">carries artifacts between</w:t>
-      </w:r>
-      <w:r>
-        <w:t xml:space="preserve"> </w:t>
-      </w:r>
-      <w:r>
-        <w:rPr>
-          <w:rStyle w:val="VerbatimChar"/>
-        </w:rPr>
-        <w:t xml:space="preserve">finetune</w:t>
-      </w:r>
-      <w:r>
-        <w:t xml:space="preserve"> </w:t>
-      </w:r>
-      <w:r>
-        <w:t xml:space="preserve">and</w:t>
-      </w:r>
-      <w:r>
-        <w:t xml:space="preserve"> </w:t>
-      </w:r>
-      <w:r>
-        <w:rPr>
-          <w:rStyle w:val="VerbatimChar"/>
-        </w:rPr>
-        <w:t xml:space="preserve">package</w:t>
-      </w:r>
-      <w:r>
-        <w:t xml:space="preserve">, avoiding a 32 GB round trip to Azure:</w:t>
+        <w:rPr/>
+        <w:t>A RunPod network volume (mounted at $RUNPOD_VOLUME_MOUNT, default /runpod-volume, or /workspace where the pod mounts it there) carries artifacts between finetune and package, avoiding a 32 GB round trip to Azure:</w:t>
       </w:r>
     </w:p>
     <w:p>
@@ -21341,43 +22033,79 @@
         <w:rPr>
           <w:rStyle w:val="VerbatimChar"/>
         </w:rPr>
-        <w:t xml:space="preserve">/runpod-volume/staging/{tenant_id}/</w:t>
-      </w:r>
-      <w:r>
-        <w:br/>
-      </w:r>
-      <w:r>
-        <w:rPr>
-          <w:rStyle w:val="VerbatimChar"/>
-        </w:rPr>
-        <w:t xml:space="preserve">    adapters/{run_id}/</w:t>
-      </w:r>
-      <w:r>
-        <w:br/>
-      </w:r>
-      <w:r>
-        <w:rPr>
-          <w:rStyle w:val="VerbatimChar"/>
-        </w:rPr>
-        <w:t xml:space="preserve">    merged/{run_id}/</w:t>
-      </w:r>
-      <w:r>
-        <w:br/>
-      </w:r>
-      <w:r>
-        <w:rPr>
-          <w:rStyle w:val="VerbatimChar"/>
-        </w:rPr>
-        <w:t xml:space="preserve">    checkpoint-eval/{run_id}/</w:t>
-      </w:r>
-      <w:r>
-        <w:br/>
-      </w:r>
-      <w:r>
-        <w:rPr>
-          <w:rStyle w:val="VerbatimChar"/>
-        </w:rPr>
-        <w:t xml:space="preserve">/runpod-volume/cache/base-models/qwen3-vl-8b-instruct@&lt;revision&gt;/</w:t>
+        <w:t>$RUNPOD_VOLUME_MOUNT/staging/</w:t>
+      </w:r>
+      <w:r>
+        <w:br/>
+      </w:r>
+      <w:r>
+        <w:rPr>
+          <w:rStyle w:val="VerbatimChar"/>
+        </w:rPr>
+        <w:t xml:space="preserve">    adapters/foundation/v{n}/            unified run (checkpoint-* inside)</w:t>
+      </w:r>
+      <w:r>
+        <w:br/>
+      </w:r>
+      <w:r>
+        <w:rPr>
+          <w:rStyle w:val="VerbatimChar"/>
+        </w:rPr>
+        <w:t xml:space="preserve">    adapters/scope/{scope}/v{n}/         a scoped run</w:t>
+      </w:r>
+      <w:r>
+        <w:br/>
+      </w:r>
+      <w:r>
+        <w:rPr>
+          <w:rStyle w:val="VerbatimChar"/>
+        </w:rPr>
+        <w:t xml:space="preserve">    merged-models/{unified|scope/{scope}}/v{n}/</w:t>
+      </w:r>
+      <w:r>
+        <w:br/>
+      </w:r>
+      <w:r>
+        <w:rPr>
+          <w:rStyle w:val="VerbatimChar"/>
+        </w:rPr>
+        <w:t xml:space="preserve">    quantized-models/{unified|scope/{scope}}/v{n}/vllm/{format}/</w:t>
+      </w:r>
+      <w:r>
+        <w:br/>
+      </w:r>
+      <w:r>
+        <w:rPr>
+          <w:rStyle w:val="VerbatimChar"/>
+        </w:rPr>
+        <w:t xml:space="preserve">    train-data/{scope}/v{n}/             staged ms-swift JSONL</w:t>
+      </w:r>
+      <w:r>
+        <w:br/>
+      </w:r>
+      <w:r>
+        <w:rPr>
+          <w:rStyle w:val="VerbatimChar"/>
+        </w:rPr>
+        <w:t xml:space="preserve">    train-images/{tenant}/{corpus}/      page images, one cache per corpus version</w:t>
+      </w:r>
+      <w:r>
+        <w:br/>
+      </w:r>
+      <w:r>
+        <w:rPr>
+          <w:rStyle w:val="VerbatimChar"/>
+        </w:rPr>
+        <w:t>/workspace/models/                       the pinned base model</w:t>
+      </w:r>
+      <w:r>
+        <w:br/>
+      </w:r>
+      <w:r>
+        <w:rPr>
+          <w:rStyle w:val="VerbatimChar"/>
+        </w:rPr>
+        <w:t>/workspace/logs/                         pod job logs and exit codes</w:t>
       </w:r>
     </w:p>
     <w:p>
@@ -23517,6 +24245,25 @@
       </w:r>
       <w:r>
         <w:t xml:space="preserve">from every training corpus version.</w:t>
+      </w:r>
+    </w:p>
+    <w:p>
+      <w:pPr>
+        <w:numPr>
+          <w:ilvl w:val="0"/>
+          <w:numId w:val="1038"/>
+        </w:numPr>
+        <w:pStyle w:val="Compact"/>
+      </w:pPr>
+      <w:r>
+        <w:rPr>
+          <w:b/>
+        </w:rPr>
+        <w:t>How it is created:</w:t>
+      </w:r>
+      <w:r>
+        <w:rPr/>
+        <w:t xml:space="preserve"> frozen once from a corpus build’s test split with freeze-eval-set (labels, metadata, page images and OCR copied to golden-eval-set/, with a manifest). Freezing twice is refused, and so is a type with fewer than 100 test documents unless explicitly allowed. The gate runs it through the serving pipeline, in all three modes.</w:t>
       </w:r>
     </w:p>
     <w:bookmarkEnd w:id="98"/>

--- a/Documentation/finetuning-architecture-v2.1.docx
+++ b/Documentation/finetuning-architecture-v2.1.docx
@@ -14180,6 +14180,7 @@
     <w:p>
       <w:pPr>
         <w:pStyle w:val="FirstParagraph"/>
+        <w:keepNext/>
       </w:pPr>
       <w:r>
         <w:rPr>
@@ -14210,12 +14211,14 @@
       <w:tr>
         <w:trPr>
           <w:tblHeader w:val="true"/>
+          <w:cantSplit/>
         </w:trPr>
         <w:tc>
           <w:tcPr/>
           <w:p>
             <w:pPr>
               <w:pStyle w:val="Compact"/>
+              <w:keepNext/>
               <w:jc w:val="left"/>
             </w:pPr>
             <w:r>
@@ -14232,6 +14235,7 @@
           <w:p>
             <w:pPr>
               <w:pStyle w:val="Compact"/>
+              <w:keepNext/>
               <w:jc w:val="left"/>
             </w:pPr>
             <w:r>
@@ -14248,6 +14252,7 @@
           <w:p>
             <w:pPr>
               <w:pStyle w:val="Compact"/>
+              <w:keepNext/>
               <w:jc w:val="left"/>
             </w:pPr>
             <w:r>
@@ -14261,11 +14266,15 @@
         </w:tc>
       </w:tr>
       <w:tr>
-        <w:tc>
-          <w:tcPr/>
-          <w:p>
-            <w:pPr>
-              <w:pStyle w:val="Compact"/>
+        <w:trPr>
+          <w:cantSplit/>
+        </w:trPr>
+        <w:tc>
+          <w:tcPr/>
+          <w:p>
+            <w:pPr>
+              <w:pStyle w:val="Compact"/>
+              <w:keepNext/>
               <w:jc w:val="left"/>
             </w:pPr>
             <w:r>
@@ -14279,6 +14288,7 @@
           <w:p>
             <w:pPr>
               <w:pStyle w:val="Compact"/>
+              <w:keepNext/>
               <w:jc w:val="left"/>
             </w:pPr>
             <w:r>
@@ -14291,6 +14301,7 @@
           <w:p>
             <w:pPr>
               <w:pStyle w:val="Compact"/>
+              <w:keepNext/>
               <w:jc w:val="left"/>
             </w:pPr>
             <w:r>
@@ -14300,11 +14311,15 @@
         </w:tc>
       </w:tr>
       <w:tr>
-        <w:tc>
-          <w:tcPr/>
-          <w:p>
-            <w:pPr>
-              <w:pStyle w:val="Compact"/>
+        <w:trPr>
+          <w:cantSplit/>
+        </w:trPr>
+        <w:tc>
+          <w:tcPr/>
+          <w:p>
+            <w:pPr>
+              <w:pStyle w:val="Compact"/>
+              <w:keepNext/>
               <w:jc w:val="left"/>
             </w:pPr>
             <w:r>
@@ -14318,6 +14333,7 @@
           <w:p>
             <w:pPr>
               <w:pStyle w:val="Compact"/>
+              <w:keepNext/>
               <w:jc w:val="left"/>
             </w:pPr>
             <w:r>
@@ -14330,6 +14346,7 @@
           <w:p>
             <w:pPr>
               <w:pStyle w:val="Compact"/>
+              <w:keepNext/>
               <w:jc w:val="left"/>
             </w:pPr>
             <w:r>
@@ -17303,15 +17320,11 @@
       </w:pPr>
       <w:r>
         <w:rPr>
-          <w:rStyle w:val="VerbatimChar"/>
           <w:b/>
         </w:rPr>
         <w:t>Pinned in pyproject.toml, one dependency group per pod:</w:t>
       </w:r>
       <w:r>
-        <w:rPr>
-          <w:rStyle w:val="VerbatimChar"/>
-        </w:rPr>
         <w:t xml:space="preserve"> ms-swift ≥ 3.9 &lt; 4, transformers ≥ 4.57, torch 2.8.x, vLLM 0.11.0 (identical on training and serving pods — calibration is fitted on its logprobs), MinerU 1.x (magic-pdf), and llmcompressor in a separate quantization environment. scripts/setup_pod.sh installs a role and builds flash-attn against the installed torch.</w:t>
       </w:r>
     </w:p>
@@ -21281,34 +21294,61 @@
         <w:rPr>
           <w:rStyle w:val="VerbatimChar"/>
         </w:rPr>
-        <w:t>python -m orchestration.run finetune --input ./intake --corpus-version v1 --out-version v2</w:t>
-      </w:r>
-      <w:r>
-        <w:br/>
-      </w:r>
-      <w:r>
-        <w:rPr>
-          <w:rStyle w:val="VerbatimChar"/>
-        </w:rPr>
-        <w:t>python -m orchestration.run package  --version v2 --release-id release-2026.11.1 --formats bf16</w:t>
-      </w:r>
-      <w:r>
-        <w:br/>
-      </w:r>
-      <w:r>
-        <w:rPr>
-          <w:rStyle w:val="VerbatimChar"/>
-        </w:rPr>
-        <w:t>python -m orchestration.run extract  --model release-2026.11.1 --input testing/test_data/</w:t>
-      </w:r>
-      <w:r>
-        <w:br/>
-      </w:r>
-      <w:r>
-        <w:rPr>
-          <w:rStyle w:val="VerbatimChar"/>
-        </w:rPr>
-        <w:t>python -m orchestration.run extract  --model base --input testing/test_data/</w:t>
+        <w:t>python -m orchestration.run finetune --input ./intake \</w:t>
+      </w:r>
+      <w:r>
+        <w:br/>
+      </w:r>
+      <w:r>
+        <w:rPr>
+          <w:rStyle w:val="VerbatimChar"/>
+        </w:rPr>
+        <w:t xml:space="preserve">    --corpus-version v1 --out-version v2</w:t>
+      </w:r>
+      <w:r>
+        <w:br/>
+      </w:r>
+      <w:r>
+        <w:rPr>
+          <w:rStyle w:val="VerbatimChar"/>
+        </w:rPr>
+        <w:t>python -m orchestration.run package --version v2 \</w:t>
+      </w:r>
+      <w:r>
+        <w:br/>
+      </w:r>
+      <w:r>
+        <w:rPr>
+          <w:rStyle w:val="VerbatimChar"/>
+        </w:rPr>
+        <w:t xml:space="preserve">    --release-id release-2026.11.1 --formats bf16</w:t>
+      </w:r>
+      <w:r>
+        <w:br/>
+      </w:r>
+      <w:r>
+        <w:rPr>
+          <w:rStyle w:val="VerbatimChar"/>
+        </w:rPr>
+        <w:t>python -m orchestration.run extract --model release-2026.11.1 \</w:t>
+      </w:r>
+      <w:r>
+        <w:br/>
+      </w:r>
+      <w:r>
+        <w:rPr>
+          <w:rStyle w:val="VerbatimChar"/>
+        </w:rPr>
+        <w:t xml:space="preserve">    --input testing/test_data/</w:t>
+      </w:r>
+      <w:r>
+        <w:br/>
+      </w:r>
+      <w:r>
+        <w:rPr>
+          <w:rStyle w:val="VerbatimChar"/>
+        </w:rPr>
+        <w:t>python -m orchestration.run extract --model base --input testing/test_data/</w:t>
       </w:r>
       <w:r>
         <w:br/>
@@ -21555,15 +21595,12 @@
       </w:pPr>
       <w:r>
         <w:rPr>
-          <w:rStyle w:val="VerbatimChar"/>
+          <w:b/>
         </w:rPr>
         <w:t>On the pod every command detaches into tmux</w:t>
       </w:r>
       <w:r>
-        <w:rPr>
-          <w:rStyle w:val="VerbatimChar"/>
-        </w:rPr>
-        <w:t xml:space="preserve"> and returns with the job’s name (bash scripts/pod_run.sh status|attach|tail|list); only the seconds-long endpoint switches run in the foreground.</w:t>
+        <w:t xml:space="preserve"> and returns with the job’s name (bash scripts/pod_run.sh status | attach | tail | list); only the seconds-long endpoint switches run in the foreground.</w:t>
       </w:r>
     </w:p>
     <w:bookmarkEnd w:id="87"/>
@@ -22042,16 +22079,16 @@
         <w:rPr>
           <w:rStyle w:val="VerbatimChar"/>
         </w:rPr>
-        <w:t xml:space="preserve">    adapters/foundation/v{n}/            unified run (checkpoint-* inside)</w:t>
-      </w:r>
-      <w:r>
-        <w:br/>
-      </w:r>
-      <w:r>
-        <w:rPr>
-          <w:rStyle w:val="VerbatimChar"/>
-        </w:rPr>
-        <w:t xml:space="preserve">    adapters/scope/{scope}/v{n}/         a scoped run</w:t>
+        <w:t xml:space="preserve">    adapters/foundation/v{n}/          unified run (checkpoint-* inside)</w:t>
+      </w:r>
+      <w:r>
+        <w:br/>
+      </w:r>
+      <w:r>
+        <w:rPr>
+          <w:rStyle w:val="VerbatimChar"/>
+        </w:rPr>
+        <w:t xml:space="preserve">    adapters/scope/{scope}/v{n}/       a scoped run</w:t>
       </w:r>
       <w:r>
         <w:br/>
@@ -22078,34 +22115,34 @@
         <w:rPr>
           <w:rStyle w:val="VerbatimChar"/>
         </w:rPr>
-        <w:t xml:space="preserve">    train-data/{scope}/v{n}/             staged ms-swift JSONL</w:t>
-      </w:r>
-      <w:r>
-        <w:br/>
-      </w:r>
-      <w:r>
-        <w:rPr>
-          <w:rStyle w:val="VerbatimChar"/>
-        </w:rPr>
-        <w:t xml:space="preserve">    train-images/{tenant}/{corpus}/      page images, one cache per corpus version</w:t>
-      </w:r>
-      <w:r>
-        <w:br/>
-      </w:r>
-      <w:r>
-        <w:rPr>
-          <w:rStyle w:val="VerbatimChar"/>
-        </w:rPr>
-        <w:t>/workspace/models/                       the pinned base model</w:t>
-      </w:r>
-      <w:r>
-        <w:br/>
-      </w:r>
-      <w:r>
-        <w:rPr>
-          <w:rStyle w:val="VerbatimChar"/>
-        </w:rPr>
-        <w:t>/workspace/logs/                         pod job logs and exit codes</w:t>
+        <w:t xml:space="preserve">    train-data/{scope}/v{n}/           staged ms-swift JSONL</w:t>
+      </w:r>
+      <w:r>
+        <w:br/>
+      </w:r>
+      <w:r>
+        <w:rPr>
+          <w:rStyle w:val="VerbatimChar"/>
+        </w:rPr>
+        <w:t xml:space="preserve">    train-images/{tenant}/{corpus}/    page-image cache per corpus</w:t>
+      </w:r>
+      <w:r>
+        <w:br/>
+      </w:r>
+      <w:r>
+        <w:rPr>
+          <w:rStyle w:val="VerbatimChar"/>
+        </w:rPr>
+        <w:t>/workspace/models/                     the pinned base model</w:t>
+      </w:r>
+      <w:r>
+        <w:br/>
+      </w:r>
+      <w:r>
+        <w:rPr>
+          <w:rStyle w:val="VerbatimChar"/>
+        </w:rPr>
+        <w:t>/workspace/logs/                       pod job logs and exit codes</w:t>
       </w:r>
     </w:p>
     <w:p>

--- a/Documentation/finetuning-architecture-v2.1.docx
+++ b/Documentation/finetuning-architecture-v2.1.docx
@@ -998,6 +998,47 @@
             <w:r>
               <w:rPr/>
               <w:t>A job in an SSH terminal dies with the connection</w:t>
+            </w:r>
+          </w:p>
+        </w:tc>
+      </w:tr>
+      <w:tr>
+        <w:tc>
+          <w:tcPr/>
+          <w:p>
+            <w:pPr>
+              <w:pStyle w:val="Compact"/>
+              <w:jc w:val="left"/>
+            </w:pPr>
+            <w:r>
+              <w:rPr/>
+              <w:t>classify and page_select are not yet built into the corpus; the classifier and page-selection metrics are not applicable until they are</w:t>
+            </w:r>
+          </w:p>
+        </w:tc>
+        <w:tc>
+          <w:tcPr/>
+          <w:p>
+            <w:pPr>
+              <w:pStyle w:val="Compact"/>
+              <w:jc w:val="left"/>
+            </w:pPr>
+            <w:r>
+              <w:rPr/>
+              <w:t>§7b, §11.1, §15.2</w:t>
+            </w:r>
+          </w:p>
+        </w:tc>
+        <w:tc>
+          <w:tcPr/>
+          <w:p>
+            <w:pPr>
+              <w:pStyle w:val="Compact"/>
+              <w:jc w:val="left"/>
+            </w:pPr>
+            <w:r>
+              <w:rPr/>
+              <w:t>Scoring an untrained task measures the base model, and blocked the gate</w:t>
             </w:r>
           </w:p>
         </w:tc>
@@ -18220,43 +18261,10 @@
           <w:bCs/>
           <w:b/>
         </w:rPr>
-        <w:t xml:space="preserve">Task mix per epoch</w:t>
-      </w:r>
-      <w:r>
-        <w:t xml:space="preserve"> </w:t>
-      </w:r>
-      <w:r>
-        <w:t xml:space="preserve">(by examples): extract and lossrun tasks as generated;</w:t>
-      </w:r>
-      <w:r>
-        <w:t xml:space="preserve"> </w:t>
-      </w:r>
-      <w:r>
-        <w:rPr>
-          <w:rStyle w:val="VerbatimChar"/>
-        </w:rPr>
-        <w:t xml:space="preserve">classify</w:t>
-      </w:r>
-      <w:r>
-        <w:t xml:space="preserve"> </w:t>
-      </w:r>
-      <w:r>
-        <w:t xml:space="preserve">one example per document;</w:t>
-      </w:r>
-      <w:r>
-        <w:t xml:space="preserve"> </w:t>
-      </w:r>
-      <w:r>
-        <w:rPr>
-          <w:rStyle w:val="VerbatimChar"/>
-        </w:rPr>
-        <w:t xml:space="preserve">page_select</w:t>
-      </w:r>
-      <w:r>
-        <w:t xml:space="preserve"> </w:t>
-      </w:r>
-      <w:r>
-        <w:t xml:space="preserve">one per Policy document.</w:t>
+        <w:t>Task mix per epoch</w:t>
+      </w:r>
+      <w:r>
+        <w:t xml:space="preserve"> (by examples): extract rows, and for canonical policies one row per section-group × page window. The classify and page_select tasks are designed here but not yet built into the corpus (common.tasks.CORPUS_TASKS); until they are, the classifier and page-selection metrics are not applicable to the gate.</w:t>
       </w:r>
     </w:p>
     <w:bookmarkEnd w:id="76"/>
@@ -18346,23 +18354,7 @@
               <w:jc w:val="left"/>
             </w:pPr>
             <w:r>
-              <w:t xml:space="preserve">Eval</w:t>
-            </w:r>
-            <w:r>
-              <w:t xml:space="preserve"> </w:t>
-            </w:r>
-            <w:r>
-              <w:rPr>
-                <w:bCs/>
-                <w:b/>
-              </w:rPr>
-              <w:t xml:space="preserve">validation loss</w:t>
-            </w:r>
-            <w:r>
-              <w:t xml:space="preserve"> </w:t>
-            </w:r>
-            <w:r>
-              <w:t xml:space="preserve">every N steps; save a checkpoint at each eval; early-stop on validation loss with patience 3</w:t>
+              <w:t>Eval validation loss every N steps (at least 5 evaluations per run); save a checkpoint at each eval. No early-stopping patience is passed — ms-swift 3 takes none, and the shipped checkpoint is chosen by generated field accuracy (below), so stopping early would only remove candidates</w:t>
             </w:r>
           </w:p>
         </w:tc>
@@ -27675,7 +27667,7 @@
         <w:rPr>
           <w:rStyle w:val="VerbatimChar"/>
         </w:rPr>
-        <w:t xml:space="preserve">insurance-extraction-finetuning/</w:t>
+        <w:t>insurance-extraction-finetuning/</w:t>
       </w:r>
       <w:r>
         <w:br/>
@@ -27684,7 +27676,7 @@
         <w:rPr>
           <w:rStyle w:val="VerbatimChar"/>
         </w:rPr>
-        <w:t xml:space="preserve">├── README.md</w:t>
+        <w:t>├── pyproject.toml  requirements*.txt  .env.example  README.md</w:t>
       </w:r>
       <w:r>
         <w:br/>
@@ -27693,7 +27685,7 @@
         <w:rPr>
           <w:rStyle w:val="VerbatimChar"/>
         </w:rPr>
-        <w:t xml:space="preserve">├── pyproject.toml</w:t>
+        <w:t>├── configs/          base_model.yaml  scopes.yaml  schema_sections.yaml</w:t>
       </w:r>
       <w:r>
         <w:br/>
@@ -27702,7 +27694,7 @@
         <w:rPr>
           <w:rStyle w:val="VerbatimChar"/>
         </w:rPr>
-        <w:t xml:space="preserve">├── uv.lock                                  # pinned ms-swift, transformers, peft, torch, flash-attn, vllm</w:t>
+        <w:t>│   │                 layout_families.yaml</w:t>
       </w:r>
       <w:r>
         <w:br/>
@@ -27711,7 +27703,7 @@
         <w:rPr>
           <w:rStyle w:val="VerbatimChar"/>
         </w:rPr>
-        <w:t xml:space="preserve">├── .env.example                             # names only; no secrets</w:t>
+        <w:t>│   ├── canonical schema/LOB Schema/   34 client LOB schemas (output)</w:t>
       </w:r>
       <w:r>
         <w:br/>
@@ -27720,7 +27712,7 @@
         <w:rPr>
           <w:rStyle w:val="VerbatimChar"/>
         </w:rPr>
-        <w:t xml:space="preserve">├── .gitignore                               # testing/results, metrics, ocr_cache, test_data</w:t>
+        <w:t>│   ├── shared/       vision.yaml (pixel budgets)  sequence.yaml (caps)</w:t>
       </w:r>
       <w:r>
         <w:br/>
@@ -27729,7 +27721,7 @@
         <w:rPr>
           <w:rStyle w:val="VerbatimChar"/>
         </w:rPr>
-        <w:t xml:space="preserve">│</w:t>
+        <w:t>│   ├── training/     unified.yaml     sweeps/  phase1..3 + README</w:t>
       </w:r>
       <w:r>
         <w:br/>
@@ -27738,7 +27730,7 @@
         <w:rPr>
           <w:rStyle w:val="VerbatimChar"/>
         </w:rPr>
-        <w:t xml:space="preserve">├── configs/</w:t>
+        <w:t>│   └── inference/    vllm_serving.yaml    deepspeed/  zero2  zero3</w:t>
       </w:r>
       <w:r>
         <w:br/>
@@ -27747,7 +27739,7 @@
         <w:rPr>
           <w:rStyle w:val="VerbatimChar"/>
         </w:rPr>
-        <w:t xml:space="preserve">│   ├── base_model.yaml                      # HF id, revision pin, load_in_4bit</w:t>
+        <w:t>├── schemas/          acord25/125/140, lossrun, policy_doc schemas,</w:t>
       </w:r>
       <w:r>
         <w:br/>
@@ -27756,7 +27748,7 @@
         <w:rPr>
           <w:rStyle w:val="VerbatimChar"/>
         </w:rPr>
-        <w:t xml:space="preserve">│   ├── shared/</w:t>
+        <w:t>│                     lob.enum.json, aliases/, examples/</w:t>
       </w:r>
       <w:r>
         <w:br/>
@@ -27765,7 +27757,7 @@
         <w:rPr>
           <w:rStyle w:val="VerbatimChar"/>
         </w:rPr>
-        <w:t xml:space="preserve">│   │   ├── vision.yaml                      # max_pixels / min_pixels per task — used by build, train, serve</w:t>
+        <w:t>├── prompts/          system_prompt_template.jinja,</w:t>
       </w:r>
       <w:r>
         <w:br/>
@@ -27774,7 +27766,7 @@
         <w:rPr>
           <w:rStyle w:val="VerbatimChar"/>
         </w:rPr>
-        <w:t xml:space="preserve">│   │   └── sequence.yaml                    # max_seq_len per task</w:t>
+        <w:t>│                     doc_type_classifier_prompt.jinja, doc_types/*.jinja</w:t>
       </w:r>
       <w:r>
         <w:br/>
@@ -27783,7 +27775,7 @@
         <w:rPr>
           <w:rStyle w:val="VerbatimChar"/>
         </w:rPr>
-        <w:t xml:space="preserve">│   ├── training/</w:t>
+        <w:t>├── common/           canonical config constants gpu ids lob normalize</w:t>
       </w:r>
       <w:r>
         <w:br/>
@@ -27792,7 +27784,7 @@
         <w:rPr>
           <w:rStyle w:val="VerbatimChar"/>
         </w:rPr>
-        <w:t xml:space="preserve">│   │   ├── unified.yaml                     # LoRA, targets, LR, passes, batch</w:t>
+        <w:t>│                     prompts run_ids schema_sections schemas scopes</w:t>
       </w:r>
       <w:r>
         <w:br/>
@@ -27801,7 +27793,7 @@
         <w:rPr>
           <w:rStyle w:val="VerbatimChar"/>
         </w:rPr>
-        <w:t xml:space="preserve">│   │   ├── sweep.yaml                       # §11a</w:t>
+        <w:t>│                     tasks aliases</w:t>
       </w:r>
       <w:r>
         <w:br/>
@@ -27810,7 +27802,7 @@
         <w:rPr>
           <w:rStyle w:val="VerbatimChar"/>
         </w:rPr>
-        <w:t xml:space="preserve">│   │   └── per_type_adapter.yaml            # used only after graduation (§4.2)</w:t>
+        <w:t>├── artifact_registry/  blob_client  paths  transfer</w:t>
       </w:r>
       <w:r>
         <w:br/>
@@ -27819,7 +27811,7 @@
         <w:rPr>
           <w:rStyle w:val="VerbatimChar"/>
         </w:rPr>
-        <w:t xml:space="preserve">│   ├── pipeline/stages.yaml                 # pod class per stage</w:t>
+        <w:t>├── registry_utils/   models  query_registry  write_run_manifest</w:t>
       </w:r>
       <w:r>
         <w:br/>
@@ -27828,7 +27820,7 @@
         <w:rPr>
           <w:rStyle w:val="VerbatimChar"/>
         </w:rPr>
-        <w:t xml:space="preserve">│   ├── deepspeed/zero3.json                 # last resort only</w:t>
+        <w:t>├── data_pipeline/</w:t>
       </w:r>
       <w:r>
         <w:br/>
@@ -27837,7 +27829,7 @@
         <w:rPr>
           <w:rStyle w:val="VerbatimChar"/>
         </w:rPr>
-        <w:t xml:space="preserve">│   └── inference/vllm_serving.yaml          # max_model_len, limits, prefix caching, logprobs_mode, structured outputs</w:t>
+        <w:t>│   ├── ingestion/    pull_raw_pdfs  import_labeled_pdfs</w:t>
       </w:r>
       <w:r>
         <w:br/>
@@ -27846,7 +27838,7 @@
         <w:rPr>
           <w:rStyle w:val="VerbatimChar"/>
         </w:rPr>
-        <w:t xml:space="preserve">│</w:t>
+        <w:t>│   │                 import_prepared  dedup_and_group</w:t>
       </w:r>
       <w:r>
         <w:br/>
@@ -27855,7 +27847,7 @@
         <w:rPr>
           <w:rStyle w:val="VerbatimChar"/>
         </w:rPr>
-        <w:t xml:space="preserve">├── schemas/</w:t>
+        <w:t>│   ├── ocr/          run_mineru  render_only  mineru_version</w:t>
       </w:r>
       <w:r>
         <w:br/>
@@ -27864,7 +27856,7 @@
         <w:rPr>
           <w:rStyle w:val="VerbatimChar"/>
         </w:rPr>
-        <w:t xml:space="preserve">│   ├── generated/                           # JSON Schema generated from SPEC_00 in CI — do not edit</w:t>
+        <w:t>│   ├── labeling/     pre_annotate  export_golden_labels</w:t>
       </w:r>
       <w:r>
         <w:br/>
@@ -27873,7 +27865,7 @@
         <w:rPr>
           <w:rStyle w:val="VerbatimChar"/>
         </w:rPr>
-        <w:t xml:space="preserve">│   ├── aliases/{doc_type}.aliases.json      # derived from provenance; never rendered into prompts</w:t>
+        <w:t>│   │                 derive_aliases  active_learning  review_tool/</w:t>
       </w:r>
       <w:r>
         <w:br/>
@@ -27882,7 +27874,7 @@
         <w:rPr>
           <w:rStyle w:val="VerbatimChar"/>
         </w:rPr>
-        <w:t xml:space="preserve">│   └── compact/                             # compact renderings (generated)</w:t>
+        <w:t>│   ├── dataset_builder/  split_groups  sample_modes  expand_tasks</w:t>
       </w:r>
       <w:r>
         <w:br/>
@@ -27891,7 +27883,7 @@
         <w:rPr>
           <w:rStyle w:val="VerbatimChar"/>
         </w:rPr>
-        <w:t xml:space="preserve">│</w:t>
+        <w:t>│   │                 policy_windows  noisy_ocr_augment  cap_check</w:t>
       </w:r>
       <w:r>
         <w:br/>
@@ -27900,7 +27892,7 @@
         <w:rPr>
           <w:rStyle w:val="VerbatimChar"/>
         </w:rPr>
-        <w:t xml:space="preserve">├── prompts/</w:t>
+        <w:t>│   │                 build_jsonl</w:t>
       </w:r>
       <w:r>
         <w:br/>
@@ -27909,7 +27901,7 @@
         <w:rPr>
           <w:rStyle w:val="VerbatimChar"/>
         </w:rPr>
-        <w:t xml:space="preserve">│   ├── templates/                           # classify, page_select, extract, lossrun_header, lossrun_rows</w:t>
+        <w:t>│   └── corpus_manifest.py</w:t>
       </w:r>
       <w:r>
         <w:br/>
@@ -27918,7 +27910,7 @@
         <w:rPr>
           <w:rStyle w:val="VerbatimChar"/>
         </w:rPr>
-        <w:t xml:space="preserve">│   └── snapshots/                           # rendered outputs for review — generated, never read</w:t>
+        <w:t>├── training/         train  stage_data  length_check  corpus_view</w:t>
       </w:r>
       <w:r>
         <w:br/>
@@ -27927,7 +27919,7 @@
         <w:rPr>
           <w:rStyle w:val="VerbatimChar"/>
         </w:rPr>
-        <w:t xml:space="preserve">│</w:t>
+        <w:t>│                     base_precision  data_collator  merge  sweep</w:t>
       </w:r>
       <w:r>
         <w:br/>
@@ -27936,7 +27928,7 @@
         <w:rPr>
           <w:rStyle w:val="VerbatimChar"/>
         </w:rPr>
-        <w:t xml:space="preserve">├── common/</w:t>
+        <w:t>│                     vit_gate  callbacks/early_stopping</w:t>
       </w:r>
       <w:r>
         <w:br/>
@@ -27945,7 +27937,7 @@
         <w:rPr>
           <w:rStyle w:val="VerbatimChar"/>
         </w:rPr>
-        <w:t xml:space="preserve">│   ├── config.py  constants.py  ids.py  paths.py</w:t>
+        <w:t>├── inference_core/   model_runner  input_builder  span_map</w:t>
       </w:r>
       <w:r>
         <w:br/>
@@ -27954,7 +27946,7 @@
         <w:rPr>
           <w:rStyle w:val="VerbatimChar"/>
         </w:rPr>
-        <w:t xml:space="preserve">│   ├── prompts.py                           # the only prompt renderer</w:t>
+        <w:t>│                     runner_config</w:t>
       </w:r>
       <w:r>
         <w:br/>
@@ -27963,7 +27955,7 @@
         <w:rPr>
           <w:rStyle w:val="VerbatimChar"/>
         </w:rPr>
-        <w:t xml:space="preserve">│   ├── schema_render.py                     # SPEC_00 → compact schema</w:t>
+        <w:t>├── evaluation/       run_eval  golden_eval  freeze_eval_set</w:t>
       </w:r>
       <w:r>
         <w:br/>
@@ -27972,7 +27964,7 @@
         <w:rPr>
           <w:rStyle w:val="VerbatimChar"/>
         </w:rPr>
-        <w:t xml:space="preserve">│   ├── lob.py                               # LOB list enum + coverage floor</w:t>
+        <w:t>│                     checkpoint_eval  validation_generation  gating</w:t>
       </w:r>
       <w:r>
         <w:br/>
@@ -27981,7 +27973,7 @@
         <w:rPr>
           <w:rStyle w:val="VerbatimChar"/>
         </w:rPr>
-        <w:t xml:space="preserve">│   ├── aliases.py                           # labeling / eval only</w:t>
+        <w:t>│                     bootstrap  metrics/{field_accuracy, confusable,</w:t>
       </w:r>
       <w:r>
         <w:br/>
@@ -27990,7 +27982,7 @@
         <w:rPr>
           <w:rStyle w:val="VerbatimChar"/>
         </w:rPr>
-        <w:t xml:space="preserve">│   └── normalize.py                         # one definition of "match"</w:t>
+        <w:t>│                     coverage_metrics, extraction_faults}</w:t>
       </w:r>
       <w:r>
         <w:br/>
@@ -27999,7 +27991,7 @@
         <w:rPr>
           <w:rStyle w:val="VerbatimChar"/>
         </w:rPr>
-        <w:t xml:space="preserve">│</w:t>
+        <w:t>├── calibration/      features  feature_calibrator  thresholds</w:t>
       </w:r>
       <w:r>
         <w:br/>
@@ -28008,7 +28000,7 @@
         <w:rPr>
           <w:rStyle w:val="VerbatimChar"/>
         </w:rPr>
-        <w:t xml:space="preserve">├── docs/</w:t>
+        <w:t>│                     fit_calibration  apply_calibration</w:t>
       </w:r>
       <w:r>
         <w:br/>
@@ -28017,7 +28009,7 @@
         <w:rPr>
           <w:rStyle w:val="VerbatimChar"/>
         </w:rPr>
-        <w:t xml:space="preserve">│   ├── annotation/{doc_type}.md             # annotation guidelines</w:t>
+        <w:t>│                     logprob_confidence  list_completeness</w:t>
       </w:r>
       <w:r>
         <w:br/>
@@ -28026,7 +28018,7 @@
         <w:rPr>
           <w:rStyle w:val="VerbatimChar"/>
         </w:rPr>
-        <w:t xml:space="preserve">│   ├── phase0_report.md</w:t>
+        <w:t>│                     reconciliation</w:t>
       </w:r>
       <w:r>
         <w:br/>
@@ -28035,7 +28027,7 @@
         <w:rPr>
           <w:rStyle w:val="VerbatimChar"/>
         </w:rPr>
-        <w:t xml:space="preserve">│   └── decisions.md                         # decision log</w:t>
+        <w:t>├── postprocessing/   quantize  quant_thresholds  validate_quant</w:t>
       </w:r>
       <w:r>
         <w:br/>
@@ -28044,7 +28036,7 @@
         <w:rPr>
           <w:rStyle w:val="VerbatimChar"/>
         </w:rPr>
-        <w:t xml:space="preserve">│</w:t>
+        <w:t>├── serving/          vllm_entrypoint  pipeline  policy_merge</w:t>
       </w:r>
       <w:r>
         <w:br/>
@@ -28053,7 +28045,7 @@
         <w:rPr>
           <w:rStyle w:val="VerbatimChar"/>
         </w:rPr>
-        <w:t xml:space="preserve">├── data_pipeline/</w:t>
+        <w:t>│                     lossrun_merge  page_router  doc_type_classifier</w:t>
       </w:r>
       <w:r>
         <w:br/>
@@ -28062,7 +28054,7 @@
         <w:rPr>
           <w:rStyle w:val="VerbatimChar"/>
         </w:rPr>
-        <w:t xml:space="preserve">│   ├── ingestion/</w:t>
+        <w:t>│                     adapter_router  release_router</w:t>
       </w:r>
       <w:r>
         <w:br/>
@@ -28071,7 +28063,7 @@
         <w:rPr>
           <w:rStyle w:val="VerbatimChar"/>
         </w:rPr>
-        <w:t xml:space="preserve">│   │   ├── pull_raw_pdfs.py</w:t>
+        <w:t>├── orchestration/    run  pipeline_dag  runpod_controller  detach</w:t>
       </w:r>
       <w:r>
         <w:br/>
@@ -28080,7 +28072,7 @@
         <w:rPr>
           <w:rStyle w:val="VerbatimChar"/>
         </w:rPr>
-        <w:t xml:space="preserve">│   │   └── dedup_and_group.py               # sha256, phash, MinHash, group_id</w:t>
+        <w:t>│                     settings  config/pipeline.yaml</w:t>
       </w:r>
       <w:r>
         <w:br/>
@@ -28089,7 +28081,7 @@
         <w:rPr>
           <w:rStyle w:val="VerbatimChar"/>
         </w:rPr>
-        <w:t xml:space="preserve">│   ├── ocr/run_mineru.py</w:t>
+        <w:t>├── scripts/          setup_pod.sh  pod_run.sh  phase0_spike.py</w:t>
       </w:r>
       <w:r>
         <w:br/>
@@ -28098,7 +28090,7 @@
         <w:rPr>
           <w:rStyle w:val="VerbatimChar"/>
         </w:rPr>
-        <w:t xml:space="preserve">│   ├── synthetic/generate_acord.py          # §4d</w:t>
+        <w:t>│                     combine_specs.py  derive_aliases_from_canonical.py</w:t>
       </w:r>
       <w:r>
         <w:br/>
@@ -28107,7 +28099,7 @@
         <w:rPr>
           <w:rStyle w:val="VerbatimChar"/>
         </w:rPr>
-        <w:t xml:space="preserve">│   ├── labeling/</w:t>
+        <w:t>├── testing/          run_extraction  render_prompts  prompts/</w:t>
       </w:r>
       <w:r>
         <w:br/>
@@ -28116,7 +28108,7 @@
         <w:rPr>
           <w:rStyle w:val="VerbatimChar"/>
         </w:rPr>
-        <w:t xml:space="preserve">│   │   ├── pre_annotate.py</w:t>
+        <w:t>├── pilot/            zero_shot_baseline  smoke_test  pilot_run</w:t>
       </w:r>
       <w:r>
         <w:br/>
@@ -28125,7 +28117,7 @@
         <w:rPr>
           <w:rStyle w:val="VerbatimChar"/>
         </w:rPr>
-        <w:t xml:space="preserve">│   │   ├── export_golden_labels.py          # schema validation + provenance</w:t>
+        <w:t>│                     pilot_report</w:t>
       </w:r>
       <w:r>
         <w:br/>
@@ -28134,637 +28126,7 @@
         <w:rPr>
           <w:rStyle w:val="VerbatimChar"/>
         </w:rPr>
-        <w:t xml:space="preserve">│   │   ├── derive_aliases.py</w:t>
-      </w:r>
-      <w:r>
-        <w:br/>
-      </w:r>
-      <w:r>
-        <w:rPr>
-          <w:rStyle w:val="VerbatimChar"/>
-        </w:rPr>
-        <w:t xml:space="preserve">│   │   └── review_queue.py                  # low-confidence + random 5% sample</w:t>
-      </w:r>
-      <w:r>
-        <w:br/>
-      </w:r>
-      <w:r>
-        <w:rPr>
-          <w:rStyle w:val="VerbatimChar"/>
-        </w:rPr>
-        <w:t xml:space="preserve">│   ├── dataset_builder/</w:t>
-      </w:r>
-      <w:r>
-        <w:br/>
-      </w:r>
-      <w:r>
-        <w:rPr>
-          <w:rStyle w:val="VerbatimChar"/>
-        </w:rPr>
-        <w:t xml:space="preserve">│   │   ├── split_groups.py                  # group-aware split + held-out carriers</w:t>
-      </w:r>
-      <w:r>
-        <w:br/>
-      </w:r>
-      <w:r>
-        <w:rPr>
-          <w:rStyle w:val="VerbatimChar"/>
-        </w:rPr>
-        <w:t xml:space="preserve">│   │   ├── expand_tasks.py                  # classify, page_select, extract, lossrun header/rows/totals</w:t>
-      </w:r>
-      <w:r>
-        <w:br/>
-      </w:r>
-      <w:r>
-        <w:rPr>
-          <w:rStyle w:val="VerbatimChar"/>
-        </w:rPr>
-        <w:t xml:space="preserve">│   │   ├── sample_modes.py                  # per-epoch seeded mode sampling</w:t>
-      </w:r>
-      <w:r>
-        <w:br/>
-      </w:r>
-      <w:r>
-        <w:rPr>
-          <w:rStyle w:val="VerbatimChar"/>
-        </w:rPr>
-        <w:t xml:space="preserve">│   │   ├── noisy_ocr.py                     # mined errors + structural + character noise</w:t>
-      </w:r>
-      <w:r>
-        <w:br/>
-      </w:r>
-      <w:r>
-        <w:rPr>
-          <w:rStyle w:val="VerbatimChar"/>
-        </w:rPr>
-        <w:t xml:space="preserve">│   │   ├── cap_check.py                     # reject over-cap examples, never truncate</w:t>
-      </w:r>
-      <w:r>
-        <w:br/>
-      </w:r>
-      <w:r>
-        <w:rPr>
-          <w:rStyle w:val="VerbatimChar"/>
-        </w:rPr>
-        <w:t xml:space="preserve">│   │   └── build_jsonl.py</w:t>
-      </w:r>
-      <w:r>
-        <w:br/>
-      </w:r>
-      <w:r>
-        <w:rPr>
-          <w:rStyle w:val="VerbatimChar"/>
-        </w:rPr>
-        <w:t xml:space="preserve">│   └── corpus_manifest.py</w:t>
-      </w:r>
-      <w:r>
-        <w:br/>
-      </w:r>
-      <w:r>
-        <w:rPr>
-          <w:rStyle w:val="VerbatimChar"/>
-        </w:rPr>
-        <w:t xml:space="preserve">│</w:t>
-      </w:r>
-      <w:r>
-        <w:br/>
-      </w:r>
-      <w:r>
-        <w:rPr>
-          <w:rStyle w:val="VerbatimChar"/>
-        </w:rPr>
-        <w:t xml:space="preserve">├── training/</w:t>
-      </w:r>
-      <w:r>
-        <w:br/>
-      </w:r>
-      <w:r>
-        <w:rPr>
-          <w:rStyle w:val="VerbatimChar"/>
-        </w:rPr>
-        <w:t xml:space="preserve">│   ├── train.py                             # builds ms-swift config → launches (ms-swift Seq2SeqTrainer)</w:t>
-      </w:r>
-      <w:r>
-        <w:br/>
-      </w:r>
-      <w:r>
-        <w:rPr>
-          <w:rStyle w:val="VerbatimChar"/>
-        </w:rPr>
-        <w:t xml:space="preserve">│   ├── data_collator.py                     # override hook: assistant-span assertion</w:t>
-      </w:r>
-      <w:r>
-        <w:br/>
-      </w:r>
-      <w:r>
-        <w:rPr>
-          <w:rStyle w:val="VerbatimChar"/>
-        </w:rPr>
-        <w:t xml:space="preserve">│   └── merge.py                             # merge_and_unload()</w:t>
-      </w:r>
-      <w:r>
-        <w:br/>
-      </w:r>
-      <w:r>
-        <w:rPr>
-          <w:rStyle w:val="VerbatimChar"/>
-        </w:rPr>
-        <w:t xml:space="preserve">│</w:t>
-      </w:r>
-      <w:r>
-        <w:br/>
-      </w:r>
-      <w:r>
-        <w:rPr>
-          <w:rStyle w:val="VerbatimChar"/>
-        </w:rPr>
-        <w:t xml:space="preserve">├── evaluation/</w:t>
-      </w:r>
-      <w:r>
-        <w:br/>
-      </w:r>
-      <w:r>
-        <w:rPr>
-          <w:rStyle w:val="VerbatimChar"/>
-        </w:rPr>
-        <w:t xml:space="preserve">│   ├── checkpoint_eval.py                   # vLLM generation on validation, checkpoint selection</w:t>
-      </w:r>
-      <w:r>
-        <w:br/>
-      </w:r>
-      <w:r>
-        <w:rPr>
-          <w:rStyle w:val="VerbatimChar"/>
-        </w:rPr>
-        <w:t xml:space="preserve">│   ├── run_eval.py                          # golden eval set per release and format</w:t>
-      </w:r>
-      <w:r>
-        <w:br/>
-      </w:r>
-      <w:r>
-        <w:rPr>
-          <w:rStyle w:val="VerbatimChar"/>
-        </w:rPr>
-        <w:t xml:space="preserve">│   ├── metrics/</w:t>
-      </w:r>
-      <w:r>
-        <w:br/>
-      </w:r>
-      <w:r>
-        <w:rPr>
-          <w:rStyle w:val="VerbatimChar"/>
-        </w:rPr>
-        <w:t xml:space="preserve">│   │   ├── field_match.py  row_alignment.py  lob_set_f1.py</w:t>
-      </w:r>
-      <w:r>
-        <w:br/>
-      </w:r>
-      <w:r>
-        <w:rPr>
-          <w:rStyle w:val="VerbatimChar"/>
-        </w:rPr>
-        <w:t xml:space="preserve">│   │   ├── misattribution.py  false_null.py  hallucination.py</w:t>
-      </w:r>
-      <w:r>
-        <w:br/>
-      </w:r>
-      <w:r>
-        <w:rPr>
-          <w:rStyle w:val="VerbatimChar"/>
-        </w:rPr>
-        <w:t xml:space="preserve">│   │   ├── calibration_error.py  page_selection_recall.py</w:t>
-      </w:r>
-      <w:r>
-        <w:br/>
-      </w:r>
-      <w:r>
-        <w:rPr>
-          <w:rStyle w:val="VerbatimChar"/>
-        </w:rPr>
-        <w:t xml:space="preserve">│   │   └── latency_cost.py</w:t>
-      </w:r>
-      <w:r>
-        <w:br/>
-      </w:r>
-      <w:r>
-        <w:rPr>
-          <w:rStyle w:val="VerbatimChar"/>
-        </w:rPr>
-        <w:t xml:space="preserve">│   ├── bootstrap.py                         # paired bootstrap CIs</w:t>
-      </w:r>
-      <w:r>
-        <w:br/>
-      </w:r>
-      <w:r>
-        <w:rPr>
-          <w:rStyle w:val="VerbatimChar"/>
-        </w:rPr>
-        <w:t xml:space="preserve">│   └── gating.py                            # floors + non-inferiority + improvement + override record</w:t>
-      </w:r>
-      <w:r>
-        <w:br/>
-      </w:r>
-      <w:r>
-        <w:rPr>
-          <w:rStyle w:val="VerbatimChar"/>
-        </w:rPr>
-        <w:t xml:space="preserve">│</w:t>
-      </w:r>
-      <w:r>
-        <w:br/>
-      </w:r>
-      <w:r>
-        <w:rPr>
-          <w:rStyle w:val="VerbatimChar"/>
-        </w:rPr>
-        <w:t xml:space="preserve">├── calibration/</w:t>
-      </w:r>
-      <w:r>
-        <w:br/>
-      </w:r>
-      <w:r>
-        <w:rPr>
-          <w:rStyle w:val="VerbatimChar"/>
-        </w:rPr>
-        <w:t xml:space="preserve">│   ├── features.py                          # logprob, length, OCR agreement, rules, null flag</w:t>
-      </w:r>
-      <w:r>
-        <w:br/>
-      </w:r>
-      <w:r>
-        <w:rPr>
-          <w:rStyle w:val="VerbatimChar"/>
-        </w:rPr>
-        <w:t xml:space="preserve">│   └── fit_calibrators.py                   # per field type, per format; thresholds (§5.4)</w:t>
-      </w:r>
-      <w:r>
-        <w:br/>
-      </w:r>
-      <w:r>
-        <w:rPr>
-          <w:rStyle w:val="VerbatimChar"/>
-        </w:rPr>
-        <w:t xml:space="preserve">│</w:t>
-      </w:r>
-      <w:r>
-        <w:br/>
-      </w:r>
-      <w:r>
-        <w:rPr>
-          <w:rStyle w:val="VerbatimChar"/>
-        </w:rPr>
-        <w:t xml:space="preserve">├── postprocessing/</w:t>
-      </w:r>
-      <w:r>
-        <w:br/>
-      </w:r>
-      <w:r>
-        <w:rPr>
-          <w:rStyle w:val="VerbatimChar"/>
-        </w:rPr>
-        <w:t xml:space="preserve">│   ├── quantize_fp8.py                      # llm-compressor; vision + lm_head excluded</w:t>
-      </w:r>
-      <w:r>
-        <w:br/>
-      </w:r>
-      <w:r>
-        <w:rPr>
-          <w:rStyle w:val="VerbatimChar"/>
-        </w:rPr>
-        <w:t xml:space="preserve">│   ├── quantize_awq.py</w:t>
-      </w:r>
-      <w:r>
-        <w:br/>
-      </w:r>
-      <w:r>
-        <w:rPr>
-          <w:rStyle w:val="VerbatimChar"/>
-        </w:rPr>
-        <w:t xml:space="preserve">│   └── export_gguf.py                       # optional edge export</w:t>
-      </w:r>
-      <w:r>
-        <w:br/>
-      </w:r>
-      <w:r>
-        <w:rPr>
-          <w:rStyle w:val="VerbatimChar"/>
-        </w:rPr>
-        <w:t xml:space="preserve">│</w:t>
-      </w:r>
-      <w:r>
-        <w:br/>
-      </w:r>
-      <w:r>
-        <w:rPr>
-          <w:rStyle w:val="VerbatimChar"/>
-        </w:rPr>
-        <w:t xml:space="preserve">├── registry_utils/</w:t>
-      </w:r>
-      <w:r>
-        <w:br/>
-      </w:r>
-      <w:r>
-        <w:rPr>
-          <w:rStyle w:val="VerbatimChar"/>
-        </w:rPr>
-        <w:t xml:space="preserve">│   ├── write_run_manifest.py</w:t>
-      </w:r>
-      <w:r>
-        <w:br/>
-      </w:r>
-      <w:r>
-        <w:rPr>
-          <w:rStyle w:val="VerbatimChar"/>
-        </w:rPr>
-        <w:t xml:space="preserve">│   ├── release_bundle.py</w:t>
-      </w:r>
-      <w:r>
-        <w:br/>
-      </w:r>
-      <w:r>
-        <w:rPr>
-          <w:rStyle w:val="VerbatimChar"/>
-        </w:rPr>
-        <w:t xml:space="preserve">│   └── query.py                             # MLflow queries, lineage for purges</w:t>
-      </w:r>
-      <w:r>
-        <w:br/>
-      </w:r>
-      <w:r>
-        <w:rPr>
-          <w:rStyle w:val="VerbatimChar"/>
-        </w:rPr>
-        <w:t xml:space="preserve">│</w:t>
-      </w:r>
-      <w:r>
-        <w:br/>
-      </w:r>
-      <w:r>
-        <w:rPr>
-          <w:rStyle w:val="VerbatimChar"/>
-        </w:rPr>
-        <w:t xml:space="preserve">├── serving/</w:t>
-      </w:r>
-      <w:r>
-        <w:br/>
-      </w:r>
-      <w:r>
-        <w:rPr>
-          <w:rStyle w:val="VerbatimChar"/>
-        </w:rPr>
-        <w:t xml:space="preserve">│   ├── handler.py                           # RunPod Serverless handler</w:t>
-      </w:r>
-      <w:r>
-        <w:br/>
-      </w:r>
-      <w:r>
-        <w:rPr>
-          <w:rStyle w:val="VerbatimChar"/>
-        </w:rPr>
-        <w:t xml:space="preserve">│   ├── ocr.py                               # co-located MinerU</w:t>
-      </w:r>
-      <w:r>
-        <w:br/>
-      </w:r>
-      <w:r>
-        <w:rPr>
-          <w:rStyle w:val="VerbatimChar"/>
-        </w:rPr>
-        <w:t xml:space="preserve">│   ├── classification.py                    # trained classify task + L1/L2 combination</w:t>
-      </w:r>
-      <w:r>
-        <w:br/>
-      </w:r>
-      <w:r>
-        <w:rPr>
-          <w:rStyle w:val="VerbatimChar"/>
-        </w:rPr>
-        <w:t xml:space="preserve">│   ├── task_planner.py                      # ACORD / Policy page_select / Loss Run adaptive windows</w:t>
-      </w:r>
-      <w:r>
-        <w:br/>
-      </w:r>
-      <w:r>
-        <w:rPr>
-          <w:rStyle w:val="VerbatimChar"/>
-        </w:rPr>
-        <w:t xml:space="preserve">│   ├── lossrun_merge.py                     # row dedupe + per-period reconciliation</w:t>
-      </w:r>
-      <w:r>
-        <w:br/>
-      </w:r>
-      <w:r>
-        <w:rPr>
-          <w:rStyle w:val="VerbatimChar"/>
-        </w:rPr>
-        <w:t xml:space="preserve">│   └── confidence.py                        # features + calibrator + thresholds</w:t>
-      </w:r>
-      <w:r>
-        <w:br/>
-      </w:r>
-      <w:r>
-        <w:rPr>
-          <w:rStyle w:val="VerbatimChar"/>
-        </w:rPr>
-        <w:t xml:space="preserve">│</w:t>
-      </w:r>
-      <w:r>
-        <w:br/>
-      </w:r>
-      <w:r>
-        <w:rPr>
-          <w:rStyle w:val="VerbatimChar"/>
-        </w:rPr>
-        <w:t xml:space="preserve">├── testing/</w:t>
-      </w:r>
-      <w:r>
-        <w:br/>
-      </w:r>
-      <w:r>
-        <w:rPr>
-          <w:rStyle w:val="VerbatimChar"/>
-        </w:rPr>
-        <w:t xml:space="preserve">│   ├── run_extraction.py</w:t>
-      </w:r>
-      <w:r>
-        <w:br/>
-      </w:r>
-      <w:r>
-        <w:rPr>
-          <w:rStyle w:val="VerbatimChar"/>
-        </w:rPr>
-        <w:t xml:space="preserve">│   ├── test_data/  golden/  ocr_cache/  results/  metrics/     # git-ignored</w:t>
-      </w:r>
-      <w:r>
-        <w:br/>
-      </w:r>
-      <w:r>
-        <w:rPr>
-          <w:rStyle w:val="VerbatimChar"/>
-        </w:rPr>
-        <w:t xml:space="preserve">│   └── extraction_registry.jsonl            # git-ignored</w:t>
-      </w:r>
-      <w:r>
-        <w:br/>
-      </w:r>
-      <w:r>
-        <w:rPr>
-          <w:rStyle w:val="VerbatimChar"/>
-        </w:rPr>
-        <w:t xml:space="preserve">│</w:t>
-      </w:r>
-      <w:r>
-        <w:br/>
-      </w:r>
-      <w:r>
-        <w:rPr>
-          <w:rStyle w:val="VerbatimChar"/>
-        </w:rPr>
-        <w:t xml:space="preserve">├── orchestration/</w:t>
-      </w:r>
-      <w:r>
-        <w:br/>
-      </w:r>
-      <w:r>
-        <w:rPr>
-          <w:rStyle w:val="VerbatimChar"/>
-        </w:rPr>
-        <w:t xml:space="preserve">│   ├── run.py                               # finetune | package | extract | all</w:t>
-      </w:r>
-      <w:r>
-        <w:br/>
-      </w:r>
-      <w:r>
-        <w:rPr>
-          <w:rStyle w:val="VerbatimChar"/>
-        </w:rPr>
-        <w:t xml:space="preserve">│   ├── runpod_controller.py                 # pods, volumes, SAS issuance</w:t>
-      </w:r>
-      <w:r>
-        <w:br/>
-      </w:r>
-      <w:r>
-        <w:rPr>
-          <w:rStyle w:val="VerbatimChar"/>
-        </w:rPr>
-        <w:t xml:space="preserve">│   └── pipeline_dag.py                      # GitHub Actions trigger</w:t>
-      </w:r>
-      <w:r>
-        <w:br/>
-      </w:r>
-      <w:r>
-        <w:rPr>
-          <w:rStyle w:val="VerbatimChar"/>
-        </w:rPr>
-        <w:t xml:space="preserve">│</w:t>
-      </w:r>
-      <w:r>
-        <w:br/>
-      </w:r>
-      <w:r>
-        <w:rPr>
-          <w:rStyle w:val="VerbatimChar"/>
-        </w:rPr>
-        <w:t xml:space="preserve">└── tests/</w:t>
-      </w:r>
-      <w:r>
-        <w:br/>
-      </w:r>
-      <w:r>
-        <w:rPr>
-          <w:rStyle w:val="VerbatimChar"/>
-        </w:rPr>
-        <w:t xml:space="preserve">    ├── test_template_token_parity.py</w:t>
-      </w:r>
-      <w:r>
-        <w:br/>
-      </w:r>
-      <w:r>
-        <w:rPr>
-          <w:rStyle w:val="VerbatimChar"/>
-        </w:rPr>
-        <w:t xml:space="preserve">    ├── test_prompt_parity.py</w:t>
-      </w:r>
-      <w:r>
-        <w:br/>
-      </w:r>
-      <w:r>
-        <w:rPr>
-          <w:rStyle w:val="VerbatimChar"/>
-        </w:rPr>
-        <w:t xml:space="preserve">    ├── test_serving_output_parity.py</w:t>
-      </w:r>
-      <w:r>
-        <w:br/>
-      </w:r>
-      <w:r>
-        <w:rPr>
-          <w:rStyle w:val="VerbatimChar"/>
-        </w:rPr>
-        <w:t xml:space="preserve">    ├── test_no_assistant_truncation.py</w:t>
-      </w:r>
-      <w:r>
-        <w:br/>
-      </w:r>
-      <w:r>
-        <w:rPr>
-          <w:rStyle w:val="VerbatimChar"/>
-        </w:rPr>
-        <w:t xml:space="preserve">    ├── test_group_split_no_leakage.py</w:t>
-      </w:r>
-      <w:r>
-        <w:br/>
-      </w:r>
-      <w:r>
-        <w:rPr>
-          <w:rStyle w:val="VerbatimChar"/>
-        </w:rPr>
-        <w:t xml:space="preserve">    ├── test_split_ratios_sum.py</w:t>
-      </w:r>
-      <w:r>
-        <w:br/>
-      </w:r>
-      <w:r>
-        <w:rPr>
-          <w:rStyle w:val="VerbatimChar"/>
-        </w:rPr>
-        <w:t xml:space="preserve">    ├── test_mode_sampling_distribution.py</w:t>
-      </w:r>
-      <w:r>
-        <w:br/>
-      </w:r>
-      <w:r>
-        <w:rPr>
-          <w:rStyle w:val="VerbatimChar"/>
-        </w:rPr>
-        <w:t xml:space="preserve">    ├── test_row_alignment_metric.py</w:t>
-      </w:r>
-      <w:r>
-        <w:br/>
-      </w:r>
-      <w:r>
-        <w:rPr>
-          <w:rStyle w:val="VerbatimChar"/>
-        </w:rPr>
-        <w:t xml:space="preserve">    ├── test_schema_generated_in_sync.py</w:t>
-      </w:r>
-      <w:r>
-        <w:br/>
-      </w:r>
-      <w:r>
-        <w:rPr>
-          <w:rStyle w:val="VerbatimChar"/>
-        </w:rPr>
-        <w:t xml:space="preserve">    ├── test_calibration.py</w:t>
-      </w:r>
-      <w:r>
-        <w:br/>
-      </w:r>
-      <w:r>
-        <w:rPr>
-          <w:rStyle w:val="VerbatimChar"/>
-        </w:rPr>
-        <w:t xml:space="preserve">    └── fixtures/                            # synthetic documents only — no real PII in git</w:t>
+        <w:t>└── tests/            45 test modules; fixtures/ (synthetic, no PII)</w:t>
       </w:r>
     </w:p>
     <w:p>

--- a/Documentation/finetuning-architecture-v2.1.docx
+++ b/Documentation/finetuning-architecture-v2.1.docx
@@ -1043,6 +1043,88 @@
           </w:p>
         </w:tc>
       </w:tr>
+      <w:tr>
+        <w:tc>
+          <w:tcPr/>
+          <w:p>
+            <w:pPr>
+              <w:pStyle w:val="Compact"/>
+              <w:jc w:val="left"/>
+            </w:pPr>
+            <w:r>
+              <w:rPr/>
+              <w:t>A scope may be narrowed by line of business: personal_lines (homeowners, personal auto, dwelling fire, ocean marine, classic auto, motorcycle, recreational vehicle, personal umbrella, flood); its corpus view, golden eval and serving keep to its lines, and other lines are refused</w:t>
+            </w:r>
+          </w:p>
+        </w:tc>
+        <w:tc>
+          <w:tcPr/>
+          <w:p>
+            <w:pPr>
+              <w:pStyle w:val="Compact"/>
+              <w:jc w:val="left"/>
+            </w:pPr>
+            <w:r>
+              <w:rPr/>
+              <w:t>§4.1, §12.3</w:t>
+            </w:r>
+          </w:p>
+        </w:tc>
+        <w:tc>
+          <w:tcPr/>
+          <w:p>
+            <w:pPr>
+              <w:pStyle w:val="Compact"/>
+              <w:jc w:val="left"/>
+            </w:pPr>
+            <w:r>
+              <w:rPr/>
+              <w:t>A personal-lines adapter reading a commercial policy would answer confidently and wrongly</w:t>
+            </w:r>
+          </w:p>
+        </w:tc>
+      </w:tr>
+      <w:tr>
+        <w:tc>
+          <w:tcPr/>
+          <w:p>
+            <w:pPr>
+              <w:pStyle w:val="Compact"/>
+              <w:jc w:val="left"/>
+            </w:pPr>
+            <w:r>
+              <w:rPr/>
+              <w:t>MinerU 1.x wired: one markdown string per page from its content list, page images from the shared renderer, table rows counted in its HTML tables</w:t>
+            </w:r>
+          </w:p>
+        </w:tc>
+        <w:tc>
+          <w:tcPr/>
+          <w:p>
+            <w:pPr>
+              <w:pStyle w:val="Compact"/>
+              <w:jc w:val="left"/>
+            </w:pPr>
+            <w:r>
+              <w:rPr/>
+              <w:t>§8a</w:t>
+            </w:r>
+          </w:p>
+        </w:tc>
+        <w:tc>
+          <w:tcPr/>
+          <w:p>
+            <w:pPr>
+              <w:pStyle w:val="Compact"/>
+              <w:jc w:val="left"/>
+            </w:pPr>
+            <w:r>
+              <w:rPr/>
+              <w:t>The OCR stage was a stub; HTML tables made the row-completeness check blind</w:t>
+            </w:r>
+          </w:p>
+        </w:tc>
+      </w:tr>
     </w:tbl>
     <w:p>
       <w:pPr>
@@ -1050,7 +1132,7 @@
       </w:pPr>
       <w:r>
         <w:rPr/>
-        <w:t>Open against this document: §15.4 targets ≥ 150 golden documents per type, double-annotated and adjudicated. The freeze step refuses fewer than 100 per type (unless explicitly allowed) and copies labels as they are; double annotation of the frozen documents remains a manual step before the first production gate.</w:t>
+        <w:t>Open against this document: §15.4 asks for golden documents that are double-annotated and adjudicated. The freeze step enforces the ≥ 150 per type size (unless explicitly allowed) but copies labels as they are; double annotation of the frozen documents remains a manual step before the first production gate.</w:t>
       </w:r>
     </w:p>
     <w:p>
@@ -24292,7 +24374,7 @@
       </w:r>
       <w:r>
         <w:rPr/>
-        <w:t xml:space="preserve"> frozen once from a corpus build’s test split with freeze-eval-set (labels, metadata, page images and OCR copied to golden-eval-set/, with a manifest). Freezing twice is refused, and so is a type with fewer than 100 test documents unless explicitly allowed. The gate runs it through the serving pipeline, in all three modes.</w:t>
+        <w:t xml:space="preserve"> frozen once from a corpus build’s test split with freeze-eval-set (labels, metadata, page images and OCR copied to golden-eval-set/, with a manifest). Freezing twice is refused, and so is a type with fewer than 150 test documents unless explicitly allowed. The gate runs it through the serving pipeline, in all three modes; a line-scoped release is gated on the frozen documents of its lines.</w:t>
       </w:r>
     </w:p>
     <w:bookmarkEnd w:id="98"/>

--- a/Documentation/finetuning-architecture-v2.1.docx
+++ b/Documentation/finetuning-architecture-v2.1.docx
@@ -1121,6 +1121,88 @@
             <w:r>
               <w:rPr/>
               <w:t>The OCR stage was a stub; HTML tables made the row-completeness check blind</w:t>
+            </w:r>
+          </w:p>
+        </w:tc>
+      </w:tr>
+      <w:tr>
+        <w:tc>
+          <w:tcPr/>
+          <w:p>
+            <w:pPr>
+              <w:pStyle w:val="Compact"/>
+              <w:jc w:val="left"/>
+            </w:pPr>
+            <w:r>
+              <w:rPr/>
+              <w:t>Serving routes each request through the release the plan chose — its adapter and calibrators; with several promoted releases the engine loads the base and serves each release as its LoRA</w:t>
+            </w:r>
+          </w:p>
+        </w:tc>
+        <w:tc>
+          <w:tcPr/>
+          <w:p>
+            <w:pPr>
+              <w:pStyle w:val="Compact"/>
+              <w:jc w:val="left"/>
+            </w:pPr>
+            <w:r>
+              <w:rPr/>
+              <w:t>§12.3, §14.4</w:t>
+            </w:r>
+          </w:p>
+        </w:tc>
+        <w:tc>
+          <w:tcPr/>
+          <w:p>
+            <w:pPr>
+              <w:pStyle w:val="Compact"/>
+              <w:jc w:val="left"/>
+            </w:pPr>
+            <w:r>
+              <w:rPr/>
+              <w:t>The chosen release was discarded: a personal-lines policy was read by the unified model</w:t>
+            </w:r>
+          </w:p>
+        </w:tc>
+      </w:tr>
+      <w:tr>
+        <w:tc>
+          <w:tcPr/>
+          <w:p>
+            <w:pPr>
+              <w:pStyle w:val="Compact"/>
+              <w:jc w:val="left"/>
+            </w:pPr>
+            <w:r>
+              <w:rPr/>
+              <w:t>A policy's line is validated against the lines with a canonical schema, not the LOB enum</w:t>
+            </w:r>
+          </w:p>
+        </w:tc>
+        <w:tc>
+          <w:tcPr/>
+          <w:p>
+            <w:pPr>
+              <w:pStyle w:val="Compact"/>
+              <w:jc w:val="left"/>
+            </w:pPr>
+            <w:r>
+              <w:rPr/>
+              <w:t>§0b</w:t>
+            </w:r>
+          </w:p>
+        </w:tc>
+        <w:tc>
+          <w:tcPr/>
+          <w:p>
+            <w:pPr>
+              <w:pStyle w:val="Compact"/>
+              <w:jc w:val="left"/>
+            </w:pPr>
+            <w:r>
+              <w:rPr/>
+              <w:t>The enum rejected flood, cyber and the schema spellings, failing the corpus build</w:t>
             </w:r>
           </w:p>
         </w:tc>

--- a/Documentation/finetuning-architecture-v2.1.docx
+++ b/Documentation/finetuning-architecture-v2.1.docx
@@ -28,7 +28,7 @@
       </w:pPr>
       <w:r>
         <w:rPr/>
-        <w:t>Insurance Document Extraction (ACORD, Policy, Loss Run) — v2.1, with the v2.2 implementation update (2026-09-27)</w:t>
+        <w:t>Insurance Document Extraction (ACORD, Policy, Loss Run) — v2.1, with the v2.2 implementation update (2026-09-29)</w:t>
       </w:r>
     </w:p>
     <w:p>
@@ -360,7 +360,7 @@
       </w:pPr>
       <w:r>
         <w:rPr/>
-        <w:t>What the implementation settled after v2.1, as of 2026-09-27. Sections that stated otherwise are corrected in place; the implementation specs (Documentation/Implementation MDs, SPEC_00 §13 and each spec's “Current implementation” section) carry the module-level detail.</w:t>
+        <w:t>What the implementation settled after v2.1, as of 2026-09-29. Sections that stated otherwise are corrected in place; the implementation specs (Documentation/Implementation MDs, SPEC_00 §13 and each spec's “Current implementation” section) carry the module-level detail.</w:t>
       </w:r>
     </w:p>
     <w:tbl>
@@ -1203,6 +1203,252 @@
             <w:r>
               <w:rPr/>
               <w:t>The enum rejected flood, cyber and the schema spellings, failing the corpus build</w:t>
+            </w:r>
+          </w:p>
+        </w:tc>
+      </w:tr>
+      <w:tr>
+        <w:tc>
+          <w:tcPr/>
+          <w:p>
+            <w:pPr>
+              <w:pStyle w:val="Compact"/>
+              <w:jc w:val="left"/>
+            </w:pPr>
+            <w:r>
+              <w:rPr/>
+              <w:t>Data is audited before upload (python -m data_pipeline.audit): layout, labels against the PDF text, formats, totals, a spot-check sample; blockers must be zero. The gate may use an eval set frozen from its own corpus build</w:t>
+            </w:r>
+          </w:p>
+        </w:tc>
+        <w:tc>
+          <w:tcPr/>
+          <w:p>
+            <w:pPr>
+              <w:pStyle w:val="Compact"/>
+              <w:jc w:val="left"/>
+            </w:pPr>
+            <w:r>
+              <w:rPr/>
+              <w:t>§8, §15.4</w:t>
+            </w:r>
+          </w:p>
+        </w:tc>
+        <w:tc>
+          <w:tcPr/>
+          <w:p>
+            <w:pPr>
+              <w:pStyle w:val="Compact"/>
+              <w:jc w:val="left"/>
+            </w:pPr>
+            <w:r>
+              <w:rPr/>
+              <w:t>Label errors found after training cost a retrain; the first corpus build had no earlier set to freeze</w:t>
+            </w:r>
+          </w:p>
+        </w:tc>
+      </w:tr>
+      <w:tr>
+        <w:tc>
+          <w:tcPr/>
+          <w:p>
+            <w:pPr>
+              <w:pStyle w:val="Compact"/>
+              <w:jc w:val="left"/>
+            </w:pPr>
+            <w:r>
+              <w:rPr/>
+              <w:t>One H200 SXM (141 GB) pod runs every GPU stage in process, on a CUDA 12.8 / torch 2.8 image, with a network volume at /workspace for environments, base model, staging and logs</w:t>
+            </w:r>
+          </w:p>
+        </w:tc>
+        <w:tc>
+          <w:tcPr/>
+          <w:p>
+            <w:pPr>
+              <w:pStyle w:val="Compact"/>
+              <w:jc w:val="left"/>
+            </w:pPr>
+            <w:r>
+              <w:rPr/>
+              <w:t>§13, §14.2</w:t>
+            </w:r>
+          </w:p>
+        </w:tc>
+        <w:tc>
+          <w:tcPr/>
+          <w:p>
+            <w:pPr>
+              <w:pStyle w:val="Compact"/>
+              <w:jc w:val="left"/>
+            </w:pPr>
+            <w:r>
+              <w:rPr/>
+              <w:t>The stack pins torch 2.8 / vLLM 0.11, which the CUDA 12.4 / torch 2.4 image could not run; the container disk is wiped on stop</w:t>
+            </w:r>
+          </w:p>
+        </w:tc>
+      </w:tr>
+      <w:tr>
+        <w:tc>
+          <w:tcPr/>
+          <w:p>
+            <w:pPr>
+              <w:pStyle w:val="Compact"/>
+              <w:jc w:val="left"/>
+            </w:pPr>
+            <w:r>
+              <w:rPr/>
+              <w:t>Two environments: /workspace/venv (training + serving) and /workspace/venv-ocr (MinerU 1.x). OCR runs first, in its own; finetune refuses with that command while documents still need OCR. The serving endpoint does no OCR</w:t>
+            </w:r>
+          </w:p>
+        </w:tc>
+        <w:tc>
+          <w:tcPr/>
+          <w:p>
+            <w:pPr>
+              <w:pStyle w:val="Compact"/>
+              <w:jc w:val="left"/>
+            </w:pPr>
+            <w:r>
+              <w:rPr/>
+              <w:t>§8a, §10.2, §14.2, §14.4</w:t>
+            </w:r>
+          </w:p>
+        </w:tc>
+        <w:tc>
+          <w:tcPr/>
+          <w:p>
+            <w:pPr>
+              <w:pStyle w:val="Compact"/>
+              <w:jc w:val="left"/>
+            </w:pPr>
+            <w:r>
+              <w:rPr/>
+              <w:t>MinerU 1.x cannot be installed alongside vLLM 0.11 / torch 2.8</w:t>
+            </w:r>
+          </w:p>
+        </w:tc>
+      </w:tr>
+      <w:tr>
+        <w:tc>
+          <w:tcPr/>
+          <w:p>
+            <w:pPr>
+              <w:pStyle w:val="Compact"/>
+              <w:jc w:val="left"/>
+            </w:pPr>
+            <w:r>
+              <w:rPr/>
+              <w:t>One-command pod bootstrap (scripts/pod_bootstrap.sh): checks, .env keys, both environments, MinerU’s config on the volume set to cuda, the base model at its pinned revision, the Phase 0 spike</w:t>
+            </w:r>
+          </w:p>
+        </w:tc>
+        <w:tc>
+          <w:tcPr/>
+          <w:p>
+            <w:pPr>
+              <w:pStyle w:val="Compact"/>
+              <w:jc w:val="left"/>
+            </w:pPr>
+            <w:r>
+              <w:rPr/>
+              <w:t>§14.2</w:t>
+            </w:r>
+          </w:p>
+        </w:tc>
+        <w:tc>
+          <w:tcPr/>
+          <w:p>
+            <w:pPr>
+              <w:pStyle w:val="Compact"/>
+              <w:jc w:val="left"/>
+            </w:pPr>
+            <w:r>
+              <w:rPr/>
+              <w:t>A fresh pod needed a dozen manual steps, each easy to get wrong</w:t>
+            </w:r>
+          </w:p>
+        </w:tc>
+      </w:tr>
+      <w:tr>
+        <w:tc>
+          <w:tcPr/>
+          <w:p>
+            <w:pPr>
+              <w:pStyle w:val="Compact"/>
+              <w:jc w:val="left"/>
+            </w:pPr>
+            <w:r>
+              <w:rPr/>
+              <w:t>Base model pinned: Qwen/Qwen3-VL-8B-Instruct@0c351dd01ed87e9c1b53cbc748cba10e6187ff3b (Hub commit of 2025-10-15)</w:t>
+            </w:r>
+          </w:p>
+        </w:tc>
+        <w:tc>
+          <w:tcPr/>
+          <w:p>
+            <w:pPr>
+              <w:pStyle w:val="Compact"/>
+              <w:jc w:val="left"/>
+            </w:pPr>
+            <w:r>
+              <w:rPr/>
+              <w:t>§9, §12</w:t>
+            </w:r>
+          </w:p>
+        </w:tc>
+        <w:tc>
+          <w:tcPr/>
+          <w:p>
+            <w:pPr>
+              <w:pStyle w:val="Compact"/>
+              <w:jc w:val="left"/>
+            </w:pPr>
+            <w:r>
+              <w:rPr/>
+              <w:t>A floating revision makes a regression unattributable</w:t>
+            </w:r>
+          </w:p>
+        </w:tc>
+      </w:tr>
+      <w:tr>
+        <w:tc>
+          <w:tcPr/>
+          <w:p>
+            <w:pPr>
+              <w:pStyle w:val="Compact"/>
+              <w:jc w:val="left"/>
+            </w:pPr>
+            <w:r>
+              <w:rPr/>
+              <w:t>Delivered batches travel through Blob: staged with azcopy under intake/{batch}/ in the raw container, pulled onto the pod (pull_intake, or import_labeled_pdfs --from-blob) and imported there</w:t>
+            </w:r>
+          </w:p>
+        </w:tc>
+        <w:tc>
+          <w:tcPr/>
+          <w:p>
+            <w:pPr>
+              <w:pStyle w:val="Compact"/>
+              <w:jc w:val="left"/>
+            </w:pPr>
+            <w:r>
+              <w:rPr/>
+              <w:t>§8, §18</w:t>
+            </w:r>
+          </w:p>
+        </w:tc>
+        <w:tc>
+          <w:tcPr/>
+          <w:p>
+            <w:pPr>
+              <w:pStyle w:val="Compact"/>
+              <w:jc w:val="left"/>
+            </w:pPr>
+            <w:r>
+              <w:rPr/>
+              <w:t>The ~20 GB training folder cannot go through git; staged documents carry the same PII as raw-documents/</w:t>
             </w:r>
           </w:p>
         </w:tc>
@@ -15953,7 +16199,7 @@
         <w:t xml:space="preserve"> </w:t>
       </w:r>
       <w:r>
-        <w:t xml:space="preserve">(§7a), on an A100 80 GB, and writes it to the spike report. The pod class table in §14 is filled from that report. If the 32,768 cap does not fit on one 80 GB GPU with gradient checkpointing,</w:t>
+        <w:t>(§7a), on the H200 SXM 141 GB, and writes it to the spike report. The pod class table in §14 is filled from that report. If the 32,768 cap does not fit on one GPU with gradient checkpointing,</w:t>
       </w:r>
       <w:r>
         <w:t xml:space="preserve"> </w:t>
@@ -17356,7 +17602,7 @@
         <w:t xml:space="preserve"> </w:t>
       </w:r>
       <w:r>
-        <w:t xml:space="preserve">single A100 80 GB by default. Sequence parallelism if a task cap does not fit (§9.3). DeepSpeed ZeRO is not used unless both of those are exhausted.</w:t>
+        <w:t>single H200 SXM 141 GB by default. Sequence parallelism if a task cap does not fit (§9.3). DeepSpeed ZeRO is not used unless both of those are exhausted.</w:t>
       </w:r>
     </w:p>
     <w:p>
@@ -17530,7 +17776,7 @@
         <w:t>Pinned in pyproject.toml, one dependency group per pod:</w:t>
       </w:r>
       <w:r>
-        <w:t xml:space="preserve"> ms-swift ≥ 3.9 &lt; 4, transformers ≥ 4.57, torch 2.8.x, vLLM 0.11.0 (identical on training and serving pods — calibration is fitted on its logprobs), MinerU 1.x (magic-pdf), and llmcompressor in a separate quantization environment. scripts/setup_pod.sh installs a role and builds flash-attn against the installed torch.</w:t>
+        <w:t xml:space="preserve"> ms-swift ≥ 3.9 &lt; 4, transformers ≥ 4.57, torch 2.8.x, vLLM 0.11.0 (identical on training and serving pods — calibration is fitted on its logprobs), MinerU 1.x (magic-pdf) in its own OCR environment, and llmcompressor in a separate quantization environment. scripts/setup_pod.sh installs a role and builds flash-attn against the installed torch; scripts/pod_bootstrap.sh builds the training and OCR environments on the volume.</w:t>
       </w:r>
     </w:p>
     <w:p>
@@ -20509,7 +20755,7 @@
               <w:jc w:val="left"/>
             </w:pPr>
             <w:r>
-              <w:t xml:space="preserve">Native FP8 on Ada / Hopper (L4, L40S, H100); weight-only path on A100</w:t>
+              <w:t>Native FP8 on Ada / Hopper (L4, L40S, H100, H200); weight-only path on A100</w:t>
             </w:r>
           </w:p>
         </w:tc>
@@ -21636,7 +21882,7 @@
           <w:bCs/>
           <w:b/>
         </w:rPr>
-        <w:t xml:space="preserve"> </w:t>
+        <w:t xml:space="preserve"> orchestration/</w:t>
       </w:r>
       <w:r>
         <w:rPr>
@@ -21644,25 +21890,20 @@
           <w:bCs/>
           <w:b/>
         </w:rPr>
-        <w:t xml:space="preserve">configs/pipeline/stages.yaml</w:t>
-      </w:r>
-      <w:r>
-        <w:t xml:space="preserve">, not CLI flags, so reruns are reproducible. At pilot scale</w:t>
-      </w:r>
-      <w:r>
-        <w:t xml:space="preserve"> </w:t>
-      </w:r>
-      <w:r>
-        <w:rPr>
-          <w:rStyle w:val="VerbatimChar"/>
-        </w:rPr>
-        <w:t xml:space="preserve">finetune</w:t>
-      </w:r>
-      <w:r>
-        <w:t xml:space="preserve"> </w:t>
-      </w:r>
-      <w:r>
-        <w:t xml:space="preserve">runs OCR and training on one pod; at scale, stage 2 runs on an L4/L40S OCR pod and stages 5–7 on the A100 pod.</w:t>
+        <w:t>config/pipeline.yaml</w:t>
+      </w:r>
+      <w:r>
+        <w:t>, not CLI flags, so reruns are reproducible. Every GPU</w:t>
+      </w:r>
+      <w:r/>
+      <w:r>
+        <w:rPr>
+          <w:rStyle w:val="VerbatimChar"/>
+        </w:rPr>
+      </w:r>
+      <w:r/>
+      <w:r>
+        <w:t xml:space="preserve"> stage runs on one H200 SXM (141 GB) pod, in process, each vLLM engine released before the next loads; the per-stage classes stay configurable should OCR later move to a cheaper L4/L40S pod.</w:t>
       </w:r>
     </w:p>
     <w:p>
@@ -21796,7 +22037,7 @@
         <w:rPr>
           <w:rStyle w:val="VerbatimChar"/>
         </w:rPr>
-        <w:t xml:space="preserve">clone repo @ commit                         vLLM + MinerU (same GPU worker)</w:t>
+        <w:t>clone repo @ commit                         vLLM worker (OCR runs upstream)</w:t>
       </w:r>
       <w:r>
         <w:br/>
@@ -22106,7 +22347,7 @@
               <w:jc w:val="left"/>
             </w:pPr>
             <w:r>
-              <w:t xml:space="preserve">L4 or L40S</w:t>
+              <w:t>H200 SXM 141 GB (the one pod)</w:t>
             </w:r>
           </w:p>
         </w:tc>
@@ -22132,7 +22373,7 @@
               <w:jc w:val="left"/>
             </w:pPr>
             <w:r>
-              <w:t xml:space="preserve">A100 80 GB (×2 only if sequence parallelism is required, §9.3)</w:t>
+              <w:t>H200 SXM 141 GB (×2 only if sequence parallelism is required, §9.3)</w:t>
             </w:r>
           </w:p>
         </w:tc>
@@ -22158,7 +22399,7 @@
               <w:jc w:val="left"/>
             </w:pPr>
             <w:r>
-              <w:t xml:space="preserve">L40S 48 GB</w:t>
+              <w:t>H200 SXM 141 GB</w:t>
             </w:r>
           </w:p>
         </w:tc>
@@ -22184,7 +22425,7 @@
               <w:jc w:val="left"/>
             </w:pPr>
             <w:r>
-              <w:t xml:space="preserve">L40S 48 GB</w:t>
+              <w:t>H200 SXM 141 GB</w:t>
             </w:r>
           </w:p>
         </w:tc>
@@ -22196,7 +22437,7 @@
       </w:pPr>
       <w:r>
         <w:rPr/>
-        <w:t>Final pod classes are confirmed from the Phase-0 memory report. Training code lives in git; pods clone at a pinned commit and terminate on completion. The base model is read from the pod’s local copy under /workspace/models. Every step that runs a model — training, merge, quantization, vLLM, MinerU — refuses to start without CUDA rather than fall back to the CPU. Every long job runs detached in tmux, so it survives the operator’s laptop shutting down or losing its connection.</w:t>
+        <w:t>Final pod classes are confirmed from the Phase-0 memory report. The pod runs runpod/pytorch:2.8.0-py3.11-cuda12.8.1 with a network volume at /workspace, because the container disk is wiped when the pod stops. scripts/pod_bootstrap.sh prepares it in one command: GPU, mount and free-space checks; the .env keys; two environments on the volume (/workspace/venv for training and serving, /workspace/venv-ocr for MinerU 1.x, which cannot share an environment with vLLM 0.11 / torch 2.8); MinerU’s config on the volume set to cuda; the base model at its pinned revision; the Phase 0 spike. OCR runs first, in its own environment; finetune then finds nothing left to OCR. Training code lives in git; pods clone at a pinned commit and terminate on completion. The base model is read from the pod’s local copy under /workspace/models. Every step that runs a model — training, merge, quantization, vLLM, MinerU — refuses to start without CUDA rather than fall back to the CPU. Every long job runs detached in tmux, so it survives the operator’s laptop shutting down or losing its connection.</w:t>
       </w:r>
     </w:p>
     <w:bookmarkEnd w:id="90"/>
@@ -22393,7 +22634,7 @@
         <w:t xml:space="preserve"> </w:t>
       </w:r>
       <w:r>
-        <w:t xml:space="preserve">worker image: vLLM (pinned) + MinerU (pinned) + the serving handler.</w:t>
+        <w:t>worker image: vLLM (pinned) + the serving handler. The endpoint does no OCR: requests carry page texts produced by MinerU at the corpus pin, in its own environment (it cannot share one with vLLM 0.11). Where serving-time OCR runs on a GPU is open.</w:t>
       </w:r>
     </w:p>
     <w:p>
@@ -25120,7 +25361,7 @@
               <w:jc w:val="left"/>
             </w:pPr>
             <w:r>
-              <w:t xml:space="preserve">Peak VRAM per task cap on A100 80 GB with</w:t>
+              <w:t>Peak VRAM per task cap on the H200 SXM 141 GB with</w:t>
             </w:r>
             <w:r>
               <w:t xml:space="preserve"> </w:t>
@@ -27113,6 +27354,15 @@
         <w:br/>
       </w:r>
       <w:r>
+        <w:rPr>
+          <w:rStyle w:val="VerbatimChar"/>
+        </w:rPr>
+        <w:t xml:space="preserve">  intake/{batch}/{document}/                      # delivered batches: PDF + golden.json + metadata.json, staged by azcopy</w:t>
+      </w:r>
+      <w:r>
+        <w:br/>
+      </w:r>
+      <w:r>
         <w:br/>
       </w:r>
       <w:r>
@@ -27993,7 +28243,7 @@
         <w:rPr>
           <w:rStyle w:val="VerbatimChar"/>
         </w:rPr>
-        <w:t>│   ├── ingestion/    pull_raw_pdfs  import_labeled_pdfs</w:t>
+        <w:t>│   ├── ingestion/    pull_raw_pdfs  import_labeled_pdfs  pull_intake</w:t>
       </w:r>
       <w:r>
         <w:br/>
@@ -28245,7 +28495,7 @@
         <w:rPr>
           <w:rStyle w:val="VerbatimChar"/>
         </w:rPr>
-        <w:t>├── scripts/          setup_pod.sh  pod_run.sh  phase0_spike.py</w:t>
+        <w:t>├── scripts/          pod_bootstrap.sh  setup_pod.sh  pod_run.sh  phase0_spike.py</w:t>
       </w:r>
       <w:r>
         <w:br/>
@@ -28729,7 +28979,7 @@
         <w:t xml:space="preserve">use_logits_to_keep</w:t>
       </w:r>
       <w:r>
-        <w:t xml:space="preserve">, padding-free, gradient checkpointing; single A100 80 GB; sequence parallel before ZeRO-3</w:t>
+        <w:t>, padding-free, gradient checkpointing; single H200 SXM 141 GB; sequence parallel before ZeRO-3</w:t>
       </w:r>
     </w:p>
     <w:p>

--- a/Documentation/finetuning-architecture-v2.1.docx
+++ b/Documentation/finetuning-architecture-v2.1.docx
@@ -1053,7 +1053,7 @@
             </w:pPr>
             <w:r>
               <w:rPr/>
-              <w:t>A scope may be narrowed by line of business: personal_lines (homeowners, personal auto, dwelling fire, ocean marine, classic auto, motorcycle, recreational vehicle, personal umbrella, flood); its corpus view, golden eval and serving keep to its lines, and other lines are refused</w:t>
+              <w:t>A scope may be narrowed by line of business: personal_lines (homeowners, personal auto, dwelling fire, ocean marine, classic auto, motorcycle, recreational vehicle, personal umbrella; not flood); its corpus view, golden eval and serving keep to its lines, and other lines are refused</w:t>
             </w:r>
           </w:p>
         </w:tc>
